--- a/templates/4. บันทึกรายงานแบบรูปรายการ_template.docx
+++ b/templates/4. บันทึกรายงานแบบรูปรายการ_template.docx
@@ -326,7 +326,7 @@
           <w:szCs w:val="32"/>
           <w:cs/>
         </w:rPr>
-        <w:t>๐-๒๗๐๗-๕๗๒๘-๙</w:t>
+        <w:t>๐-๒๗๐๗-๕๗๒๘-๙ ต่อ ๑๙</w:t>
       </w:r>
     </w:p>
     <w:p>
@@ -1175,40 +1175,6 @@
           <w:cs/>
         </w:rPr>
         <w:t>[จำนวนเงินตัวเลข]</w:t>
-      </w:r>
-      <w:r>
-        <w:rPr>
-          <w:rFonts w:ascii="TH SarabunIT๙" w:hAnsi="TH SarabunIT๙" w:cs="TH SarabunIT๙"/>
-          <w:color w:val="000000"/>
-          <w:sz w:val="32"/>
-          <w:szCs w:val="32"/>
-        </w:rPr>
-      </w:r>
-      <w:r>
-        <w:rPr>
-          <w:rFonts w:ascii="TH SarabunIT๙" w:hAnsi="TH SarabunIT๙" w:cs="TH SarabunIT๙"/>
-          <w:color w:val="000000"/>
-          <w:sz w:val="32"/>
-          <w:szCs w:val="32"/>
-          <w:cs/>
-        </w:rPr>
-      </w:r>
-      <w:r>
-        <w:rPr>
-          <w:rFonts w:ascii="TH SarabunIT๙" w:hAnsi="TH SarabunIT๙" w:cs="TH SarabunIT๙"/>
-          <w:color w:val="000000"/>
-          <w:sz w:val="32"/>
-          <w:szCs w:val="32"/>
-        </w:rPr>
-      </w:r>
-      <w:r>
-        <w:rPr>
-          <w:rFonts w:ascii="TH SarabunIT๙" w:hAnsi="TH SarabunIT๙" w:cs="TH SarabunIT๙"/>
-          <w:color w:val="000000"/>
-          <w:sz w:val="32"/>
-          <w:szCs w:val="32"/>
-          <w:cs/>
-        </w:rPr>
       </w:r>
       <w:r>
         <w:rPr>

--- a/templates/4. บันทึกรายงานแบบรูปรายการ_template.docx
+++ b/templates/4. บันทึกรายงานแบบรูปรายการ_template.docx
@@ -684,7 +684,7 @@
           <w:szCs w:val="32"/>
           <w:cs/>
         </w:rPr>
-        <w:t>กรกฏาคม</w:t>
+        <w:t>[เดือน]</w:t>
       </w:r>
       <w:r>
         <w:rPr>
@@ -713,7 +713,7 @@
           <w:szCs w:val="32"/>
           <w:cs/>
         </w:rPr>
-        <w:t>๒๕</w:t>
+        <w:t>[ปี]</w:t>
       </w:r>
       <w:r>
         <w:rPr>
@@ -723,7 +723,7 @@
           <w:szCs w:val="32"/>
           <w:cs/>
         </w:rPr>
-        <w:t>6</w:t>
+        <w:t/>
       </w:r>
       <w:r>
         <w:rPr>
@@ -733,7 +733,7 @@
           <w:szCs w:val="32"/>
           <w:cs/>
         </w:rPr>
-        <w:t>9</w:t>
+        <w:t/>
       </w:r>
       <w:r>
         <w:rPr>

--- a/templates/4. บันทึกรายงานแบบรูปรายการ_template.docx
+++ b/templates/4. บันทึกรายงานแบบรูปรายการ_template.docx
@@ -326,7 +326,7 @@
           <w:szCs w:val="32"/>
           <w:cs/>
         </w:rPr>
-        <w:t>๐-๒๗๐๗-๕๗๒๘-๙ ต่อ ๑๙</w:t>
+        <w:t>0-2707-5728-9 ต่อ 19</w:t>
       </w:r>
     </w:p>
     <w:p>

--- a/templates/4. บันทึกรายงานแบบรูปรายการ_template.docx
+++ b/templates/4. บันทึกรายงานแบบรูปรายการ_template.docx
@@ -1,6 +1,6 @@
 
 <file path=word/document.xml><?xml version="1.0" encoding="utf-8"?>
-<w:document xmlns:wpc="http://schemas.microsoft.com/office/word/2010/wordprocessingCanvas" xmlns:cx="http://schemas.microsoft.com/office/drawing/2014/chartex" xmlns:cx1="http://schemas.microsoft.com/office/drawing/2015/9/8/chartex" xmlns:cx2="http://schemas.microsoft.com/office/drawing/2015/10/21/chartex" xmlns:cx3="http://schemas.microsoft.com/office/drawing/2016/5/9/chartex" xmlns:cx4="http://schemas.microsoft.com/office/drawing/2016/5/10/chartex" xmlns:cx5="http://schemas.microsoft.com/office/drawing/2016/5/11/chartex" xmlns:cx6="http://schemas.microsoft.com/office/drawing/2016/5/12/chartex" xmlns:cx7="http://schemas.microsoft.com/office/drawing/2016/5/13/chartex" xmlns:cx8="http://schemas.microsoft.com/office/drawing/2016/5/14/chartex" xmlns:mc="http://schemas.openxmlformats.org/markup-compatibility/2006" xmlns:aink="http://schemas.microsoft.com/office/drawing/2016/ink" xmlns:am3d="http://schemas.microsoft.com/office/drawing/2017/model3d" xmlns:o="urn:schemas-microsoft-com:office:office" xmlns:oel="http://schemas.microsoft.com/office/2019/extlst" xmlns:r="http://schemas.openxmlformats.org/officeDocument/2006/relationships" xmlns:m="http://schemas.openxmlformats.org/officeDocument/2006/math" xmlns:v="urn:schemas-microsoft-com:vml" xmlns:wp14="http://schemas.microsoft.com/office/word/2010/wordprocessingDrawing" xmlns:wp="http://schemas.openxmlformats.org/drawingml/2006/wordprocessingDrawing" xmlns:w10="urn:schemas-microsoft-com:office:word" xmlns:w="http://schemas.openxmlformats.org/wordprocessingml/2006/main" xmlns:w14="http://schemas.microsoft.com/office/word/2010/wordml" xmlns:w15="http://schemas.microsoft.com/office/word/2012/wordml" xmlns:w16cex="http://schemas.microsoft.com/office/word/2018/wordml/cex" xmlns:w16cid="http://schemas.microsoft.com/office/word/2016/wordml/cid" xmlns:w16="http://schemas.microsoft.com/office/word/2018/wordml" xmlns:w16du="http://schemas.microsoft.com/office/word/2023/wordml/word16du" xmlns:w16sdtdh="http://schemas.microsoft.com/office/word/2020/wordml/sdtdatahash" xmlns:w16sdtfl="http://schemas.microsoft.com/office/word/2024/wordml/sdtformatlock" xmlns:w16se="http://schemas.microsoft.com/office/word/2015/wordml/symex" xmlns:wpg="http://schemas.microsoft.com/office/word/2010/wordprocessingGroup" xmlns:wpi="http://schemas.microsoft.com/office/word/2010/wordprocessingInk" xmlns:wne="http://schemas.microsoft.com/office/word/2006/wordml" xmlns:wps="http://schemas.microsoft.com/office/word/2010/wordprocessingShape" mc:Ignorable="w14 w15 w16se w16cid w16 w16cex w16sdtdh w16sdtfl w16du wp14">
+<w:document xmlns:wpc="http://schemas.microsoft.com/office/word/2010/wordprocessingCanvas" xmlns:cx="http://schemas.microsoft.com/office/drawing/2014/chartex" xmlns:cx1="http://schemas.microsoft.com/office/drawing/2015/9/8/chartex" xmlns:cx2="http://schemas.microsoft.com/office/drawing/2015/10/21/chartex" xmlns:cx3="http://schemas.microsoft.com/office/drawing/2016/5/9/chartex" xmlns:cx4="http://schemas.microsoft.com/office/drawing/2016/5/10/chartex" xmlns:cx5="http://schemas.microsoft.com/office/drawing/2016/5/11/chartex" xmlns:cx6="http://schemas.microsoft.com/office/drawing/2016/5/12/chartex" xmlns:cx7="http://schemas.microsoft.com/office/drawing/2016/5/13/chartex" xmlns:cx8="http://schemas.microsoft.com/office/drawing/2016/5/14/chartex" xmlns:mc="http://schemas.openxmlformats.org/markup-compatibility/2006" xmlns:aink="http://schemas.microsoft.com/office/drawing/2016/ink" xmlns:am3d="http://schemas.microsoft.com/office/drawing/2017/model3d" xmlns:o="urn:schemas-microsoft-com:office:office" xmlns:oel="http://schemas.microsoft.com/office/2019/extlst" xmlns:r="http://schemas.openxmlformats.org/officeDocument/2006/relationships" xmlns:m="http://schemas.openxmlformats.org/officeDocument/2006/math" xmlns:v="urn:schemas-microsoft-com:vml" xmlns:wp14="http://schemas.microsoft.com/office/word/2010/wordprocessingDrawing" xmlns:wp="http://schemas.openxmlformats.org/drawingml/2006/wordprocessingDrawing" xmlns:w10="urn:schemas-microsoft-com:office:word" xmlns:w="http://schemas.openxmlformats.org/wordprocessingml/2006/main" xmlns:w14="http://schemas.microsoft.com/office/word/2010/wordml" xmlns:w15="http://schemas.microsoft.com/office/word/2012/wordml" xmlns:w16cei="http://schemas.microsoft.com/office/word/2026/wordml/cei" xmlns:w16cex="http://schemas.microsoft.com/office/word/2018/wordml/cex" xmlns:w16cid="http://schemas.microsoft.com/office/word/2016/wordml/cid" xmlns:w16="http://schemas.microsoft.com/office/word/2018/wordml" xmlns:w16du="http://schemas.microsoft.com/office/word/2023/wordml/word16du" xmlns:w16sdtdh="http://schemas.microsoft.com/office/word/2020/wordml/sdtdatahash" xmlns:w16sdtfl="http://schemas.microsoft.com/office/word/2024/wordml/sdtformatlock" xmlns:w16se="http://schemas.microsoft.com/office/word/2015/wordml/symex" xmlns:wpg="http://schemas.microsoft.com/office/word/2010/wordprocessingGroup" xmlns:wpi="http://schemas.microsoft.com/office/word/2010/wordprocessingInk" xmlns:wne="http://schemas.microsoft.com/office/word/2006/wordml" xmlns:wps="http://schemas.microsoft.com/office/word/2010/wordprocessingShape" mc:Ignorable="w14 w15 w16se w16cid w16 w16cex w16sdtdh w16sdtfl w16du wp14">
   <w:body>
     <w:p>
       <w:pPr>
@@ -559,6 +559,25 @@
           <w:color w:val="auto"/>
           <w:sz w:val="32"/>
           <w:szCs w:val="32"/>
+        </w:rPr>
+        <w:t>[</w:t>
+      </w:r>
+      <w:r>
+        <w:rPr>
+          <w:rFonts w:ascii="TH SarabunIT๙" w:hAnsi="TH SarabunIT๙" w:cs="TH SarabunIT๙"/>
+          <w:color w:val="auto"/>
+          <w:sz w:val="32"/>
+          <w:szCs w:val="32"/>
+          <w:cs/>
+        </w:rPr>
+        <w:t>เลขที่หนังสือรายงานการจัดทำแบบรูปรายการ]</w:t>
+      </w:r>
+      <w:r>
+        <w:rPr>
+          <w:rFonts w:ascii="TH SarabunIT๙" w:hAnsi="TH SarabunIT๙" w:cs="TH SarabunIT๙"/>
+          <w:color w:val="auto"/>
+          <w:sz w:val="32"/>
+          <w:szCs w:val="32"/>
           <w:cs/>
         </w:rPr>
         <w:tab/>
@@ -639,130 +658,52 @@
       </w:r>
       <w:r>
         <w:rPr>
-          <w:rFonts w:ascii="TH SarabunIT๙" w:hAnsi="TH SarabunIT๙" w:cs="TH SarabunIT๙"/>
-          <w:color w:val="auto"/>
-          <w:sz w:val="32"/>
-          <w:szCs w:val="32"/>
+          <w:rFonts w:ascii="TH SarabunIT๙" w:hAnsi="TH SarabunIT๙" w:cs="TH SarabunIT๙" w:hint="cs"/>
+          <w:color w:val="auto"/>
+          <w:sz w:val="32"/>
+          <w:szCs w:val="32"/>
+          <w:cs/>
+        </w:rPr>
+        <w:t xml:space="preserve">   </w:t>
+      </w:r>
+      <w:r>
+        <w:rPr>
+          <w:rFonts w:ascii="TH SarabunIT๙" w:hAnsi="TH SarabunIT๙" w:cs="TH SarabunIT๙"/>
+          <w:color w:val="auto"/>
+          <w:sz w:val="32"/>
+          <w:szCs w:val="32"/>
+        </w:rPr>
+        <w:t>[</w:t>
+      </w:r>
+      <w:r>
+        <w:rPr>
+          <w:rFonts w:ascii="TH SarabunIT๙" w:hAnsi="TH SarabunIT๙" w:cs="TH SarabunIT๙"/>
+          <w:color w:val="auto"/>
+          <w:sz w:val="32"/>
+          <w:szCs w:val="32"/>
+          <w:cs/>
+        </w:rPr>
+        <w:t>วันที่หนังสือรายงานการจัดทำแบบรูปรายการ]</w:t>
+      </w:r>
+      <w:r>
+        <w:rPr>
+          <w:rFonts w:ascii="TH SarabunIT๙" w:hAnsi="TH SarabunIT๙" w:cs="TH SarabunIT๙" w:hint="cs"/>
+          <w:color w:val="auto"/>
+          <w:sz w:val="32"/>
+          <w:szCs w:val="32"/>
+          <w:cs/>
+        </w:rPr>
+        <w:t xml:space="preserve"> </w:t>
+      </w:r>
+      <w:r>
+        <w:rPr>
+          <w:rFonts w:ascii="TH SarabunIT๙" w:hAnsi="TH SarabunIT๙" w:cs="TH SarabunIT๙" w:hint="cs"/>
+          <w:color w:val="auto"/>
+          <w:sz w:val="32"/>
+          <w:szCs w:val="32"/>
+          <w:cs/>
         </w:rPr>
         <w:t xml:space="preserve">  </w:t>
-      </w:r>
-      <w:r>
-        <w:rPr>
-          <w:rFonts w:ascii="TH SarabunIT๙" w:hAnsi="TH SarabunIT๙" w:cs="TH SarabunIT๙"/>
-          <w:color w:val="auto"/>
-          <w:sz w:val="32"/>
-          <w:szCs w:val="32"/>
-          <w:cs/>
-        </w:rPr>
-        <w:t xml:space="preserve">   </w:t>
-      </w:r>
-      <w:r>
-        <w:rPr>
-          <w:rFonts w:ascii="TH SarabunIT๙" w:hAnsi="TH SarabunIT๙" w:cs="TH SarabunIT๙" w:hint="cs"/>
-          <w:color w:val="auto"/>
-          <w:sz w:val="32"/>
-          <w:szCs w:val="32"/>
-          <w:cs/>
-        </w:rPr>
-        <w:t xml:space="preserve"> </w:t>
-      </w:r>
-      <w:r>
-        <w:rPr>
-          <w:rFonts w:ascii="TH SarabunIT๙" w:hAnsi="TH SarabunIT๙" w:cs="TH SarabunIT๙" w:hint="cs"/>
-          <w:color w:val="auto"/>
-          <w:sz w:val="32"/>
-          <w:szCs w:val="32"/>
-          <w:cs/>
-        </w:rPr>
-        <w:t xml:space="preserve">  </w:t>
-      </w:r>
-      <w:r>
-        <w:rPr>
-          <w:rFonts w:ascii="TH SarabunIT๙" w:hAnsi="TH SarabunIT๙" w:cs="TH SarabunIT๙" w:hint="cs"/>
-          <w:color w:val="auto"/>
-          <w:sz w:val="32"/>
-          <w:szCs w:val="32"/>
-          <w:cs/>
-        </w:rPr>
-        <w:t>[เดือน]</w:t>
-      </w:r>
-      <w:r>
-        <w:rPr>
-          <w:rFonts w:ascii="TH SarabunIT๙" w:hAnsi="TH SarabunIT๙" w:cs="TH SarabunIT๙"/>
-          <w:color w:val="auto"/>
-          <w:sz w:val="32"/>
-          <w:szCs w:val="32"/>
-          <w:cs/>
-        </w:rPr>
-        <w:t xml:space="preserve"> </w:t>
-      </w:r>
-      <w:r>
-        <w:rPr>
-          <w:rFonts w:ascii="TH SarabunIT๙" w:hAnsi="TH SarabunIT๙" w:cs="TH SarabunIT๙"/>
-          <w:color w:val="auto"/>
-          <w:sz w:val="32"/>
-          <w:szCs w:val="32"/>
-        </w:rPr>
-        <w:t xml:space="preserve"> </w:t>
-      </w:r>
-      <w:r>
-        <w:rPr>
-          <w:rFonts w:ascii="TH SarabunIT๙" w:hAnsi="TH SarabunIT๙" w:cs="TH SarabunIT๙"/>
-          <w:color w:val="auto"/>
-          <w:sz w:val="32"/>
-          <w:szCs w:val="32"/>
-          <w:cs/>
-        </w:rPr>
-        <w:t>[ปี]</w:t>
-      </w:r>
-      <w:r>
-        <w:rPr>
-          <w:rFonts w:ascii="TH SarabunIT๙" w:hAnsi="TH SarabunIT๙" w:cs="TH SarabunIT๙" w:hint="cs"/>
-          <w:color w:val="auto"/>
-          <w:sz w:val="32"/>
-          <w:szCs w:val="32"/>
-          <w:cs/>
-        </w:rPr>
-        <w:t/>
-      </w:r>
-      <w:r>
-        <w:rPr>
-          <w:rFonts w:ascii="TH SarabunIT๙" w:hAnsi="TH SarabunIT๙" w:cs="TH SarabunIT๙" w:hint="cs"/>
-          <w:color w:val="auto"/>
-          <w:sz w:val="32"/>
-          <w:szCs w:val="32"/>
-          <w:cs/>
-        </w:rPr>
-        <w:t/>
-      </w:r>
-      <w:r>
-        <w:rPr>
-          <w:rFonts w:ascii="TH SarabunIT๙" w:hAnsi="TH SarabunIT๙" w:cs="TH SarabunIT๙" w:hint="cs"/>
-          <w:color w:val="auto"/>
-          <w:sz w:val="32"/>
-          <w:szCs w:val="32"/>
-          <w:cs/>
-        </w:rPr>
-        <w:t xml:space="preserve"> </w:t>
-      </w:r>
-      <w:r>
-        <w:rPr>
-          <w:rFonts w:ascii="TH SarabunIT๙" w:hAnsi="TH SarabunIT๙" w:cs="TH SarabunIT๙" w:hint="cs"/>
-          <w:color w:val="auto"/>
-          <w:sz w:val="32"/>
-          <w:szCs w:val="32"/>
-          <w:cs/>
-        </w:rPr>
-        <w:t xml:space="preserve">    </w:t>
-      </w:r>
-      <w:r>
-        <w:rPr>
-          <w:rFonts w:ascii="TH SarabunIT๙" w:hAnsi="TH SarabunIT๙" w:cs="TH SarabunIT๙"/>
-          <w:color w:val="auto"/>
-          <w:sz w:val="32"/>
-          <w:szCs w:val="32"/>
-        </w:rPr>
-        <w:tab/>
       </w:r>
       <w:r>
         <w:rPr>
@@ -2602,7 +2543,7 @@
 </file>
 
 <file path=word/endnotes.xml><?xml version="1.0" encoding="utf-8"?>
-<w:endnotes xmlns:wpc="http://schemas.microsoft.com/office/word/2010/wordprocessingCanvas" xmlns:cx="http://schemas.microsoft.com/office/drawing/2014/chartex" xmlns:cx1="http://schemas.microsoft.com/office/drawing/2015/9/8/chartex" xmlns:cx2="http://schemas.microsoft.com/office/drawing/2015/10/21/chartex" xmlns:cx3="http://schemas.microsoft.com/office/drawing/2016/5/9/chartex" xmlns:cx4="http://schemas.microsoft.com/office/drawing/2016/5/10/chartex" xmlns:cx5="http://schemas.microsoft.com/office/drawing/2016/5/11/chartex" xmlns:cx6="http://schemas.microsoft.com/office/drawing/2016/5/12/chartex" xmlns:cx7="http://schemas.microsoft.com/office/drawing/2016/5/13/chartex" xmlns:cx8="http://schemas.microsoft.com/office/drawing/2016/5/14/chartex" xmlns:mc="http://schemas.openxmlformats.org/markup-compatibility/2006" xmlns:aink="http://schemas.microsoft.com/office/drawing/2016/ink" xmlns:am3d="http://schemas.microsoft.com/office/drawing/2017/model3d" xmlns:o="urn:schemas-microsoft-com:office:office" xmlns:oel="http://schemas.microsoft.com/office/2019/extlst" xmlns:r="http://schemas.openxmlformats.org/officeDocument/2006/relationships" xmlns:m="http://schemas.openxmlformats.org/officeDocument/2006/math" xmlns:v="urn:schemas-microsoft-com:vml" xmlns:wp14="http://schemas.microsoft.com/office/word/2010/wordprocessingDrawing" xmlns:wp="http://schemas.openxmlformats.org/drawingml/2006/wordprocessingDrawing" xmlns:w10="urn:schemas-microsoft-com:office:word" xmlns:w="http://schemas.openxmlformats.org/wordprocessingml/2006/main" xmlns:w14="http://schemas.microsoft.com/office/word/2010/wordml" xmlns:w15="http://schemas.microsoft.com/office/word/2012/wordml" xmlns:w16cex="http://schemas.microsoft.com/office/word/2018/wordml/cex" xmlns:w16cid="http://schemas.microsoft.com/office/word/2016/wordml/cid" xmlns:w16="http://schemas.microsoft.com/office/word/2018/wordml" xmlns:w16du="http://schemas.microsoft.com/office/word/2023/wordml/word16du" xmlns:w16sdtdh="http://schemas.microsoft.com/office/word/2020/wordml/sdtdatahash" xmlns:w16sdtfl="http://schemas.microsoft.com/office/word/2024/wordml/sdtformatlock" xmlns:w16se="http://schemas.microsoft.com/office/word/2015/wordml/symex" xmlns:wpg="http://schemas.microsoft.com/office/word/2010/wordprocessingGroup" xmlns:wpi="http://schemas.microsoft.com/office/word/2010/wordprocessingInk" xmlns:wne="http://schemas.microsoft.com/office/word/2006/wordml" xmlns:wps="http://schemas.microsoft.com/office/word/2010/wordprocessingShape" mc:Ignorable="w14 w15 w16se w16cid w16 w16cex w16sdtdh w16sdtfl w16du wp14">
+<w:endnotes xmlns:wpc="http://schemas.microsoft.com/office/word/2010/wordprocessingCanvas" xmlns:cx="http://schemas.microsoft.com/office/drawing/2014/chartex" xmlns:cx1="http://schemas.microsoft.com/office/drawing/2015/9/8/chartex" xmlns:cx2="http://schemas.microsoft.com/office/drawing/2015/10/21/chartex" xmlns:cx3="http://schemas.microsoft.com/office/drawing/2016/5/9/chartex" xmlns:cx4="http://schemas.microsoft.com/office/drawing/2016/5/10/chartex" xmlns:cx5="http://schemas.microsoft.com/office/drawing/2016/5/11/chartex" xmlns:cx6="http://schemas.microsoft.com/office/drawing/2016/5/12/chartex" xmlns:cx7="http://schemas.microsoft.com/office/drawing/2016/5/13/chartex" xmlns:cx8="http://schemas.microsoft.com/office/drawing/2016/5/14/chartex" xmlns:mc="http://schemas.openxmlformats.org/markup-compatibility/2006" xmlns:aink="http://schemas.microsoft.com/office/drawing/2016/ink" xmlns:am3d="http://schemas.microsoft.com/office/drawing/2017/model3d" xmlns:o="urn:schemas-microsoft-com:office:office" xmlns:oel="http://schemas.microsoft.com/office/2019/extlst" xmlns:r="http://schemas.openxmlformats.org/officeDocument/2006/relationships" xmlns:m="http://schemas.openxmlformats.org/officeDocument/2006/math" xmlns:v="urn:schemas-microsoft-com:vml" xmlns:wp14="http://schemas.microsoft.com/office/word/2010/wordprocessingDrawing" xmlns:wp="http://schemas.openxmlformats.org/drawingml/2006/wordprocessingDrawing" xmlns:w10="urn:schemas-microsoft-com:office:word" xmlns:w="http://schemas.openxmlformats.org/wordprocessingml/2006/main" xmlns:w14="http://schemas.microsoft.com/office/word/2010/wordml" xmlns:w15="http://schemas.microsoft.com/office/word/2012/wordml" xmlns:w16cei="http://schemas.microsoft.com/office/word/2026/wordml/cei" xmlns:w16cex="http://schemas.microsoft.com/office/word/2018/wordml/cex" xmlns:w16cid="http://schemas.microsoft.com/office/word/2016/wordml/cid" xmlns:w16="http://schemas.microsoft.com/office/word/2018/wordml" xmlns:w16du="http://schemas.microsoft.com/office/word/2023/wordml/word16du" xmlns:w16sdtdh="http://schemas.microsoft.com/office/word/2020/wordml/sdtdatahash" xmlns:w16sdtfl="http://schemas.microsoft.com/office/word/2024/wordml/sdtformatlock" xmlns:w16se="http://schemas.microsoft.com/office/word/2015/wordml/symex" xmlns:wpg="http://schemas.microsoft.com/office/word/2010/wordprocessingGroup" xmlns:wpi="http://schemas.microsoft.com/office/word/2010/wordprocessingInk" xmlns:wne="http://schemas.microsoft.com/office/word/2006/wordml" xmlns:wps="http://schemas.microsoft.com/office/word/2010/wordprocessingShape" mc:Ignorable="w14 w15 w16se w16cid w16 w16cex w16sdtdh w16sdtfl w16du wp14">
   <w:endnote w:type="separator" w:id="-1">
     <w:p>
       <w:r>
@@ -2621,7 +2562,7 @@
 </file>
 
 <file path=word/footer1.xml><?xml version="1.0" encoding="utf-8"?>
-<w:ftr xmlns:wpc="http://schemas.microsoft.com/office/word/2010/wordprocessingCanvas" xmlns:cx="http://schemas.microsoft.com/office/drawing/2014/chartex" xmlns:cx1="http://schemas.microsoft.com/office/drawing/2015/9/8/chartex" xmlns:cx2="http://schemas.microsoft.com/office/drawing/2015/10/21/chartex" xmlns:cx3="http://schemas.microsoft.com/office/drawing/2016/5/9/chartex" xmlns:cx4="http://schemas.microsoft.com/office/drawing/2016/5/10/chartex" xmlns:cx5="http://schemas.microsoft.com/office/drawing/2016/5/11/chartex" xmlns:cx6="http://schemas.microsoft.com/office/drawing/2016/5/12/chartex" xmlns:cx7="http://schemas.microsoft.com/office/drawing/2016/5/13/chartex" xmlns:cx8="http://schemas.microsoft.com/office/drawing/2016/5/14/chartex" xmlns:mc="http://schemas.openxmlformats.org/markup-compatibility/2006" xmlns:aink="http://schemas.microsoft.com/office/drawing/2016/ink" xmlns:am3d="http://schemas.microsoft.com/office/drawing/2017/model3d" xmlns:o="urn:schemas-microsoft-com:office:office" xmlns:oel="http://schemas.microsoft.com/office/2019/extlst" xmlns:r="http://schemas.openxmlformats.org/officeDocument/2006/relationships" xmlns:m="http://schemas.openxmlformats.org/officeDocument/2006/math" xmlns:v="urn:schemas-microsoft-com:vml" xmlns:wp14="http://schemas.microsoft.com/office/word/2010/wordprocessingDrawing" xmlns:wp="http://schemas.openxmlformats.org/drawingml/2006/wordprocessingDrawing" xmlns:w10="urn:schemas-microsoft-com:office:word" xmlns:w="http://schemas.openxmlformats.org/wordprocessingml/2006/main" xmlns:w14="http://schemas.microsoft.com/office/word/2010/wordml" xmlns:w15="http://schemas.microsoft.com/office/word/2012/wordml" xmlns:w16cex="http://schemas.microsoft.com/office/word/2018/wordml/cex" xmlns:w16cid="http://schemas.microsoft.com/office/word/2016/wordml/cid" xmlns:w16="http://schemas.microsoft.com/office/word/2018/wordml" xmlns:w16du="http://schemas.microsoft.com/office/word/2023/wordml/word16du" xmlns:w16sdtdh="http://schemas.microsoft.com/office/word/2020/wordml/sdtdatahash" xmlns:w16sdtfl="http://schemas.microsoft.com/office/word/2024/wordml/sdtformatlock" xmlns:w16se="http://schemas.microsoft.com/office/word/2015/wordml/symex" xmlns:wpg="http://schemas.microsoft.com/office/word/2010/wordprocessingGroup" xmlns:wpi="http://schemas.microsoft.com/office/word/2010/wordprocessingInk" xmlns:wne="http://schemas.microsoft.com/office/word/2006/wordml" xmlns:wps="http://schemas.microsoft.com/office/word/2010/wordprocessingShape" mc:Ignorable="w14 w15 w16se w16cid w16 w16cex w16sdtdh w16sdtfl w16du wp14">
+<w:ftr xmlns:wpc="http://schemas.microsoft.com/office/word/2010/wordprocessingCanvas" xmlns:cx="http://schemas.microsoft.com/office/drawing/2014/chartex" xmlns:cx1="http://schemas.microsoft.com/office/drawing/2015/9/8/chartex" xmlns:cx2="http://schemas.microsoft.com/office/drawing/2015/10/21/chartex" xmlns:cx3="http://schemas.microsoft.com/office/drawing/2016/5/9/chartex" xmlns:cx4="http://schemas.microsoft.com/office/drawing/2016/5/10/chartex" xmlns:cx5="http://schemas.microsoft.com/office/drawing/2016/5/11/chartex" xmlns:cx6="http://schemas.microsoft.com/office/drawing/2016/5/12/chartex" xmlns:cx7="http://schemas.microsoft.com/office/drawing/2016/5/13/chartex" xmlns:cx8="http://schemas.microsoft.com/office/drawing/2016/5/14/chartex" xmlns:mc="http://schemas.openxmlformats.org/markup-compatibility/2006" xmlns:aink="http://schemas.microsoft.com/office/drawing/2016/ink" xmlns:am3d="http://schemas.microsoft.com/office/drawing/2017/model3d" xmlns:o="urn:schemas-microsoft-com:office:office" xmlns:oel="http://schemas.microsoft.com/office/2019/extlst" xmlns:r="http://schemas.openxmlformats.org/officeDocument/2006/relationships" xmlns:m="http://schemas.openxmlformats.org/officeDocument/2006/math" xmlns:v="urn:schemas-microsoft-com:vml" xmlns:wp14="http://schemas.microsoft.com/office/word/2010/wordprocessingDrawing" xmlns:wp="http://schemas.openxmlformats.org/drawingml/2006/wordprocessingDrawing" xmlns:w10="urn:schemas-microsoft-com:office:word" xmlns:w="http://schemas.openxmlformats.org/wordprocessingml/2006/main" xmlns:w14="http://schemas.microsoft.com/office/word/2010/wordml" xmlns:w15="http://schemas.microsoft.com/office/word/2012/wordml" xmlns:w16cei="http://schemas.microsoft.com/office/word/2026/wordml/cei" xmlns:w16cex="http://schemas.microsoft.com/office/word/2018/wordml/cex" xmlns:w16cid="http://schemas.microsoft.com/office/word/2016/wordml/cid" xmlns:w16="http://schemas.microsoft.com/office/word/2018/wordml" xmlns:w16du="http://schemas.microsoft.com/office/word/2023/wordml/word16du" xmlns:w16sdtdh="http://schemas.microsoft.com/office/word/2020/wordml/sdtdatahash" xmlns:w16sdtfl="http://schemas.microsoft.com/office/word/2024/wordml/sdtformatlock" xmlns:w16se="http://schemas.microsoft.com/office/word/2015/wordml/symex" xmlns:wpg="http://schemas.microsoft.com/office/word/2010/wordprocessingGroup" xmlns:wpi="http://schemas.microsoft.com/office/word/2010/wordprocessingInk" xmlns:wne="http://schemas.microsoft.com/office/word/2006/wordml" xmlns:wps="http://schemas.microsoft.com/office/word/2010/wordprocessingShape" mc:Ignorable="w14 w15 w16se w16cid w16 w16cex w16sdtdh w16sdtfl w16du wp14">
   <w:p>
     <w:pPr>
       <w:pStyle w:val="Footer"/>
@@ -2637,7 +2578,7 @@
 </file>
 
 <file path=word/footnotes.xml><?xml version="1.0" encoding="utf-8"?>
-<w:footnotes xmlns:wpc="http://schemas.microsoft.com/office/word/2010/wordprocessingCanvas" xmlns:cx="http://schemas.microsoft.com/office/drawing/2014/chartex" xmlns:cx1="http://schemas.microsoft.com/office/drawing/2015/9/8/chartex" xmlns:cx2="http://schemas.microsoft.com/office/drawing/2015/10/21/chartex" xmlns:cx3="http://schemas.microsoft.com/office/drawing/2016/5/9/chartex" xmlns:cx4="http://schemas.microsoft.com/office/drawing/2016/5/10/chartex" xmlns:cx5="http://schemas.microsoft.com/office/drawing/2016/5/11/chartex" xmlns:cx6="http://schemas.microsoft.com/office/drawing/2016/5/12/chartex" xmlns:cx7="http://schemas.microsoft.com/office/drawing/2016/5/13/chartex" xmlns:cx8="http://schemas.microsoft.com/office/drawing/2016/5/14/chartex" xmlns:mc="http://schemas.openxmlformats.org/markup-compatibility/2006" xmlns:aink="http://schemas.microsoft.com/office/drawing/2016/ink" xmlns:am3d="http://schemas.microsoft.com/office/drawing/2017/model3d" xmlns:o="urn:schemas-microsoft-com:office:office" xmlns:oel="http://schemas.microsoft.com/office/2019/extlst" xmlns:r="http://schemas.openxmlformats.org/officeDocument/2006/relationships" xmlns:m="http://schemas.openxmlformats.org/officeDocument/2006/math" xmlns:v="urn:schemas-microsoft-com:vml" xmlns:wp14="http://schemas.microsoft.com/office/word/2010/wordprocessingDrawing" xmlns:wp="http://schemas.openxmlformats.org/drawingml/2006/wordprocessingDrawing" xmlns:w10="urn:schemas-microsoft-com:office:word" xmlns:w="http://schemas.openxmlformats.org/wordprocessingml/2006/main" xmlns:w14="http://schemas.microsoft.com/office/word/2010/wordml" xmlns:w15="http://schemas.microsoft.com/office/word/2012/wordml" xmlns:w16cex="http://schemas.microsoft.com/office/word/2018/wordml/cex" xmlns:w16cid="http://schemas.microsoft.com/office/word/2016/wordml/cid" xmlns:w16="http://schemas.microsoft.com/office/word/2018/wordml" xmlns:w16du="http://schemas.microsoft.com/office/word/2023/wordml/word16du" xmlns:w16sdtdh="http://schemas.microsoft.com/office/word/2020/wordml/sdtdatahash" xmlns:w16sdtfl="http://schemas.microsoft.com/office/word/2024/wordml/sdtformatlock" xmlns:w16se="http://schemas.microsoft.com/office/word/2015/wordml/symex" xmlns:wpg="http://schemas.microsoft.com/office/word/2010/wordprocessingGroup" xmlns:wpi="http://schemas.microsoft.com/office/word/2010/wordprocessingInk" xmlns:wne="http://schemas.microsoft.com/office/word/2006/wordml" xmlns:wps="http://schemas.microsoft.com/office/word/2010/wordprocessingShape" mc:Ignorable="w14 w15 w16se w16cid w16 w16cex w16sdtdh w16sdtfl w16du wp14">
+<w:footnotes xmlns:wpc="http://schemas.microsoft.com/office/word/2010/wordprocessingCanvas" xmlns:cx="http://schemas.microsoft.com/office/drawing/2014/chartex" xmlns:cx1="http://schemas.microsoft.com/office/drawing/2015/9/8/chartex" xmlns:cx2="http://schemas.microsoft.com/office/drawing/2015/10/21/chartex" xmlns:cx3="http://schemas.microsoft.com/office/drawing/2016/5/9/chartex" xmlns:cx4="http://schemas.microsoft.com/office/drawing/2016/5/10/chartex" xmlns:cx5="http://schemas.microsoft.com/office/drawing/2016/5/11/chartex" xmlns:cx6="http://schemas.microsoft.com/office/drawing/2016/5/12/chartex" xmlns:cx7="http://schemas.microsoft.com/office/drawing/2016/5/13/chartex" xmlns:cx8="http://schemas.microsoft.com/office/drawing/2016/5/14/chartex" xmlns:mc="http://schemas.openxmlformats.org/markup-compatibility/2006" xmlns:aink="http://schemas.microsoft.com/office/drawing/2016/ink" xmlns:am3d="http://schemas.microsoft.com/office/drawing/2017/model3d" xmlns:o="urn:schemas-microsoft-com:office:office" xmlns:oel="http://schemas.microsoft.com/office/2019/extlst" xmlns:r="http://schemas.openxmlformats.org/officeDocument/2006/relationships" xmlns:m="http://schemas.openxmlformats.org/officeDocument/2006/math" xmlns:v="urn:schemas-microsoft-com:vml" xmlns:wp14="http://schemas.microsoft.com/office/word/2010/wordprocessingDrawing" xmlns:wp="http://schemas.openxmlformats.org/drawingml/2006/wordprocessingDrawing" xmlns:w10="urn:schemas-microsoft-com:office:word" xmlns:w="http://schemas.openxmlformats.org/wordprocessingml/2006/main" xmlns:w14="http://schemas.microsoft.com/office/word/2010/wordml" xmlns:w15="http://schemas.microsoft.com/office/word/2012/wordml" xmlns:w16cei="http://schemas.microsoft.com/office/word/2026/wordml/cei" xmlns:w16cex="http://schemas.microsoft.com/office/word/2018/wordml/cex" xmlns:w16cid="http://schemas.microsoft.com/office/word/2016/wordml/cid" xmlns:w16="http://schemas.microsoft.com/office/word/2018/wordml" xmlns:w16du="http://schemas.microsoft.com/office/word/2023/wordml/word16du" xmlns:w16sdtdh="http://schemas.microsoft.com/office/word/2020/wordml/sdtdatahash" xmlns:w16sdtfl="http://schemas.microsoft.com/office/word/2024/wordml/sdtformatlock" xmlns:w16se="http://schemas.microsoft.com/office/word/2015/wordml/symex" xmlns:wpg="http://schemas.microsoft.com/office/word/2010/wordprocessingGroup" xmlns:wpi="http://schemas.microsoft.com/office/word/2010/wordprocessingInk" xmlns:wne="http://schemas.microsoft.com/office/word/2006/wordml" xmlns:wps="http://schemas.microsoft.com/office/word/2010/wordprocessingShape" mc:Ignorable="w14 w15 w16se w16cid w16 w16cex w16sdtdh w16sdtfl w16du wp14">
   <w:footnote w:type="separator" w:id="-1">
     <w:p>
       <w:r>
@@ -2656,7 +2597,7 @@
 </file>
 
 <file path=word/numbering.xml><?xml version="1.0" encoding="utf-8"?>
-<w:numbering xmlns:wpc="http://schemas.microsoft.com/office/word/2010/wordprocessingCanvas" xmlns:cx="http://schemas.microsoft.com/office/drawing/2014/chartex" xmlns:cx1="http://schemas.microsoft.com/office/drawing/2015/9/8/chartex" xmlns:cx2="http://schemas.microsoft.com/office/drawing/2015/10/21/chartex" xmlns:cx3="http://schemas.microsoft.com/office/drawing/2016/5/9/chartex" xmlns:cx4="http://schemas.microsoft.com/office/drawing/2016/5/10/chartex" xmlns:cx5="http://schemas.microsoft.com/office/drawing/2016/5/11/chartex" xmlns:cx6="http://schemas.microsoft.com/office/drawing/2016/5/12/chartex" xmlns:cx7="http://schemas.microsoft.com/office/drawing/2016/5/13/chartex" xmlns:cx8="http://schemas.microsoft.com/office/drawing/2016/5/14/chartex" xmlns:mc="http://schemas.openxmlformats.org/markup-compatibility/2006" xmlns:aink="http://schemas.microsoft.com/office/drawing/2016/ink" xmlns:am3d="http://schemas.microsoft.com/office/drawing/2017/model3d" xmlns:o="urn:schemas-microsoft-com:office:office" xmlns:oel="http://schemas.microsoft.com/office/2019/extlst" xmlns:r="http://schemas.openxmlformats.org/officeDocument/2006/relationships" xmlns:m="http://schemas.openxmlformats.org/officeDocument/2006/math" xmlns:v="urn:schemas-microsoft-com:vml" xmlns:wp14="http://schemas.microsoft.com/office/word/2010/wordprocessingDrawing" xmlns:wp="http://schemas.openxmlformats.org/drawingml/2006/wordprocessingDrawing" xmlns:w10="urn:schemas-microsoft-com:office:word" xmlns:w="http://schemas.openxmlformats.org/wordprocessingml/2006/main" xmlns:w14="http://schemas.microsoft.com/office/word/2010/wordml" xmlns:w15="http://schemas.microsoft.com/office/word/2012/wordml" xmlns:w16cex="http://schemas.microsoft.com/office/word/2018/wordml/cex" xmlns:w16cid="http://schemas.microsoft.com/office/word/2016/wordml/cid" xmlns:w16="http://schemas.microsoft.com/office/word/2018/wordml" xmlns:w16du="http://schemas.microsoft.com/office/word/2023/wordml/word16du" xmlns:w16sdtdh="http://schemas.microsoft.com/office/word/2020/wordml/sdtdatahash" xmlns:w16sdtfl="http://schemas.microsoft.com/office/word/2024/wordml/sdtformatlock" xmlns:w16se="http://schemas.microsoft.com/office/word/2015/wordml/symex" xmlns:wpg="http://schemas.microsoft.com/office/word/2010/wordprocessingGroup" xmlns:wpi="http://schemas.microsoft.com/office/word/2010/wordprocessingInk" xmlns:wne="http://schemas.microsoft.com/office/word/2006/wordml" xmlns:wps="http://schemas.microsoft.com/office/word/2010/wordprocessingShape" mc:Ignorable="w14 w15 w16se w16cid w16 w16cex w16sdtdh w16sdtfl w16du wp14">
+<w:numbering xmlns:wpc="http://schemas.microsoft.com/office/word/2010/wordprocessingCanvas" xmlns:cx="http://schemas.microsoft.com/office/drawing/2014/chartex" xmlns:cx1="http://schemas.microsoft.com/office/drawing/2015/9/8/chartex" xmlns:cx2="http://schemas.microsoft.com/office/drawing/2015/10/21/chartex" xmlns:cx3="http://schemas.microsoft.com/office/drawing/2016/5/9/chartex" xmlns:cx4="http://schemas.microsoft.com/office/drawing/2016/5/10/chartex" xmlns:cx5="http://schemas.microsoft.com/office/drawing/2016/5/11/chartex" xmlns:cx6="http://schemas.microsoft.com/office/drawing/2016/5/12/chartex" xmlns:cx7="http://schemas.microsoft.com/office/drawing/2016/5/13/chartex" xmlns:cx8="http://schemas.microsoft.com/office/drawing/2016/5/14/chartex" xmlns:mc="http://schemas.openxmlformats.org/markup-compatibility/2006" xmlns:aink="http://schemas.microsoft.com/office/drawing/2016/ink" xmlns:am3d="http://schemas.microsoft.com/office/drawing/2017/model3d" xmlns:o="urn:schemas-microsoft-com:office:office" xmlns:oel="http://schemas.microsoft.com/office/2019/extlst" xmlns:r="http://schemas.openxmlformats.org/officeDocument/2006/relationships" xmlns:m="http://schemas.openxmlformats.org/officeDocument/2006/math" xmlns:v="urn:schemas-microsoft-com:vml" xmlns:wp14="http://schemas.microsoft.com/office/word/2010/wordprocessingDrawing" xmlns:wp="http://schemas.openxmlformats.org/drawingml/2006/wordprocessingDrawing" xmlns:w10="urn:schemas-microsoft-com:office:word" xmlns:w="http://schemas.openxmlformats.org/wordprocessingml/2006/main" xmlns:w14="http://schemas.microsoft.com/office/word/2010/wordml" xmlns:w15="http://schemas.microsoft.com/office/word/2012/wordml" xmlns:w16cei="http://schemas.microsoft.com/office/word/2026/wordml/cei" xmlns:w16cex="http://schemas.microsoft.com/office/word/2018/wordml/cex" xmlns:w16cid="http://schemas.microsoft.com/office/word/2016/wordml/cid" xmlns:w16="http://schemas.microsoft.com/office/word/2018/wordml" xmlns:w16du="http://schemas.microsoft.com/office/word/2023/wordml/word16du" xmlns:w16sdtdh="http://schemas.microsoft.com/office/word/2020/wordml/sdtdatahash" xmlns:w16sdtfl="http://schemas.microsoft.com/office/word/2024/wordml/sdtformatlock" xmlns:w16se="http://schemas.microsoft.com/office/word/2015/wordml/symex" xmlns:wpg="http://schemas.microsoft.com/office/word/2010/wordprocessingGroup" xmlns:wpi="http://schemas.microsoft.com/office/word/2010/wordprocessingInk" xmlns:wne="http://schemas.microsoft.com/office/word/2006/wordml" xmlns:wps="http://schemas.microsoft.com/office/word/2010/wordprocessingShape" mc:Ignorable="w14 w15 w16se w16cid w16 w16cex w16sdtdh w16sdtfl w16du wp14">
   <w:abstractNum w:abstractNumId="0" w15:restartNumberingAfterBreak="0">
     <w:nsid w:val="0F1D0F09"/>
     <w:multiLevelType w:val="hybridMultilevel"/>

--- a/templates/4. บันทึกรายงานแบบรูปรายการ_template.docx
+++ b/templates/4. บันทึกรายงานแบบรูปรายการ_template.docx
@@ -1295,6 +1295,897 @@
         </w:rPr>
       </w:pPr>
     </w:p>
+    <w:tbl>
+      <w:tblPr>
+        <w:tblStyle w:val="TableGrid"/>
+        <w:tblW w:w="10065" w:type="dxa"/>
+        <w:tblInd w:w="-572" w:type="dxa"/>
+        <w:tblBorders>
+          <w:top w:val="none" w:sz="0" w:space="0" w:color="auto"/>
+          <w:left w:val="none" w:sz="0" w:space="0" w:color="auto"/>
+          <w:bottom w:val="none" w:sz="0" w:space="0" w:color="auto"/>
+          <w:right w:val="none" w:sz="0" w:space="0" w:color="auto"/>
+          <w:insideH w:val="none" w:sz="0" w:space="0" w:color="auto"/>
+          <w:insideV w:val="none" w:sz="0" w:space="0" w:color="auto"/>
+        </w:tblBorders>
+        <w:tblLook w:val="04A0" w:firstRow="1" w:lastRow="0" w:firstColumn="1" w:lastColumn="0" w:noHBand="0" w:noVBand="1"/>
+      </w:tblPr>
+      <w:tblGrid>
+        <w:gridCol w:w="851"/>
+        <w:gridCol w:w="1984"/>
+        <w:gridCol w:w="1333"/>
+        <w:gridCol w:w="1002"/>
+        <w:gridCol w:w="841"/>
+        <w:gridCol w:w="652"/>
+        <w:gridCol w:w="2400"/>
+        <w:gridCol w:w="1002"/>
+      </w:tblGrid>
+      <w:tr>
+        <w:tc>
+          <w:tcPr>
+            <w:tcW w:w="2835" w:type="dxa"/>
+            <w:gridSpan w:val="2"/>
+          </w:tcPr>
+          <w:p>
+            <w:pPr>
+              <w:ind w:right="-1"/>
+              <w:jc w:val="right"/>
+              <w:rPr>
+                <w:rFonts w:ascii="TH SarabunIT๙" w:hAnsi="TH SarabunIT๙" w:cs="TH SarabunIT๙"/>
+                <w:sz w:val="32"/>
+                <w:szCs w:val="32"/>
+              </w:rPr>
+            </w:pPr>
+            <w:r>
+              <w:rPr>
+                <w:rFonts w:ascii="TH SarabunPSK" w:hAnsi="TH SarabunPSK" w:cs="TH SarabunPSK" w:hint="cs"/>
+                <w:snapToGrid w:val="0"/>
+                <w:sz w:val="32"/>
+                <w:szCs w:val="32"/>
+                <w:cs/>
+                <w:lang w:eastAsia="th-TH"/>
+              </w:rPr>
+              <w:t>(</w:t>
+            </w:r>
+            <w:r>
+              <w:rPr>
+                <w:rFonts w:ascii="TH SarabunPSK" w:hAnsi="TH SarabunPSK" w:cs="TH SarabunPSK"/>
+                <w:snapToGrid w:val="0"/>
+                <w:sz w:val="32"/>
+                <w:szCs w:val="32"/>
+                <w:cs/>
+                <w:lang w:eastAsia="th-TH"/>
+              </w:rPr>
+              <w:t>ลงชื่อ</w:t>
+            </w:r>
+            <w:r>
+              <w:rPr>
+                <w:rFonts w:ascii="TH SarabunPSK" w:hAnsi="TH SarabunPSK" w:cs="TH SarabunPSK" w:hint="cs"/>
+                <w:snapToGrid w:val="0"/>
+                <w:sz w:val="32"/>
+                <w:szCs w:val="32"/>
+                <w:cs/>
+                <w:lang w:eastAsia="th-TH"/>
+              </w:rPr>
+              <w:t>)</w:t>
+            </w:r>
+          </w:p>
+        </w:tc>
+        <w:tc>
+          <w:tcPr>
+            <w:tcW w:w="3828" w:type="dxa"/>
+            <w:gridSpan w:val="4"/>
+          </w:tcPr>
+          <w:p>
+            <w:pPr>
+              <w:ind w:right="-1"/>
+              <w:rPr>
+                <w:rFonts w:ascii="TH SarabunIT๙" w:hAnsi="TH SarabunIT๙" w:cs="TH SarabunIT๙"/>
+                <w:sz w:val="32"/>
+                <w:szCs w:val="32"/>
+              </w:rPr>
+            </w:pPr>
+            <w:r>
+              <w:rPr>
+                <w:rFonts w:ascii="TH SarabunPSK" w:hAnsi="TH SarabunPSK" w:cs="TH SarabunPSK" w:hint="cs"/>
+                <w:snapToGrid w:val="0"/>
+                <w:sz w:val="32"/>
+                <w:szCs w:val="32"/>
+                <w:cs/>
+                <w:lang w:eastAsia="th-TH"/>
+              </w:rPr>
+              <w:t>ว่าที่ ร.ต.</w:t>
+            </w:r>
+          </w:p>
+        </w:tc>
+        <w:tc>
+          <w:tcPr>
+            <w:tcW w:w="3402" w:type="dxa"/>
+            <w:gridSpan w:val="2"/>
+          </w:tcPr>
+          <w:p>
+            <w:pPr>
+              <w:ind w:right="-1"/>
+              <w:rPr>
+                <w:rFonts w:ascii="TH SarabunIT๙" w:hAnsi="TH SarabunIT๙" w:cs="TH SarabunIT๙"/>
+                <w:sz w:val="32"/>
+                <w:szCs w:val="32"/>
+              </w:rPr>
+            </w:pPr>
+            <w:r>
+              <w:rPr>
+                <w:rFonts w:ascii="TH SarabunPSK" w:hAnsi="TH SarabunPSK" w:cs="TH SarabunPSK"/>
+                <w:snapToGrid w:val="0"/>
+                <w:sz w:val="32"/>
+                <w:szCs w:val="32"/>
+                <w:cs/>
+                <w:lang w:eastAsia="th-TH"/>
+              </w:rPr>
+              <w:t>ประธานกรรมการ</w:t>
+            </w:r>
+            <w:r>
+              <w:rPr>
+                <w:rFonts w:ascii="TH SarabunPSK" w:hAnsi="TH SarabunPSK" w:cs="TH SarabunPSK" w:hint="cs"/>
+                <w:snapToGrid w:val="0"/>
+                <w:sz w:val="32"/>
+                <w:szCs w:val="32"/>
+                <w:cs/>
+                <w:lang w:eastAsia="th-TH"/>
+              </w:rPr>
+              <w:t>ฯ</w:t>
+            </w:r>
+          </w:p>
+        </w:tc>
+      </w:tr>
+      <w:tr>
+        <w:tc>
+          <w:tcPr>
+            <w:tcW w:w="851" w:type="dxa"/>
+          </w:tcPr>
+          <w:p>
+            <w:pPr>
+              <w:ind w:right="-1"/>
+              <w:jc w:val="center"/>
+              <w:rPr>
+                <w:rFonts w:ascii="TH SarabunIT๙" w:hAnsi="TH SarabunIT๙" w:cs="TH SarabunIT๙"/>
+                <w:sz w:val="32"/>
+                <w:szCs w:val="32"/>
+              </w:rPr>
+            </w:pPr>
+          </w:p>
+        </w:tc>
+        <w:tc>
+          <w:tcPr>
+            <w:tcW w:w="8212" w:type="dxa"/>
+            <w:gridSpan w:val="6"/>
+          </w:tcPr>
+          <w:p>
+            <w:pPr>
+              <w:ind w:right="-1"/>
+              <w:jc w:val="center"/>
+              <w:rPr>
+                <w:rFonts w:ascii="TH SarabunIT๙" w:hAnsi="TH SarabunIT๙" w:cs="TH SarabunIT๙"/>
+                <w:sz w:val="32"/>
+                <w:szCs w:val="32"/>
+              </w:rPr>
+            </w:pPr>
+            <w:r>
+              <w:rPr>
+                <w:rFonts w:ascii="TH SarabunPSK" w:hAnsi="TH SarabunPSK" w:cs="TH SarabunPSK"/>
+                <w:snapToGrid w:val="0"/>
+                <w:sz w:val="32"/>
+                <w:szCs w:val="32"/>
+                <w:cs/>
+                <w:lang w:eastAsia="th-TH"/>
+              </w:rPr>
+              <w:t>(</w:t>
+            </w:r>
+            <w:r>
+              <w:rPr>
+                <w:rFonts w:ascii="TH SarabunPSK" w:hAnsi="TH SarabunPSK" w:cs="TH SarabunPSK" w:hint="cs"/>
+                <w:snapToGrid w:val="0"/>
+                <w:color w:val="000000"/>
+                <w:sz w:val="32"/>
+                <w:szCs w:val="32"/>
+                <w:cs/>
+                <w:lang w:eastAsia="th-TH"/>
+              </w:rPr>
+              <w:t>[ชื่อกรรมการ1]</w:t>
+            </w:r>
+            <w:r>
+              <w:rPr>
+                <w:rFonts w:ascii="TH SarabunPSK" w:hAnsi="TH SarabunPSK" w:cs="TH SarabunPSK"/>
+                <w:snapToGrid w:val="0"/>
+                <w:sz w:val="32"/>
+                <w:szCs w:val="32"/>
+                <w:cs/>
+                <w:lang w:eastAsia="th-TH"/>
+              </w:rPr>
+              <w:t>)</w:t>
+            </w:r>
+          </w:p>
+        </w:tc>
+        <w:tc>
+          <w:tcPr>
+            <w:tcW w:w="1002" w:type="dxa"/>
+          </w:tcPr>
+          <w:p>
+            <w:pPr>
+              <w:ind w:right="-1"/>
+              <w:jc w:val="center"/>
+              <w:rPr>
+                <w:rFonts w:ascii="TH SarabunIT๙" w:hAnsi="TH SarabunIT๙" w:cs="TH SarabunIT๙"/>
+                <w:sz w:val="32"/>
+                <w:szCs w:val="32"/>
+              </w:rPr>
+            </w:pPr>
+          </w:p>
+        </w:tc>
+      </w:tr>
+      <w:tr>
+        <w:tc>
+          <w:tcPr>
+            <w:tcW w:w="851" w:type="dxa"/>
+          </w:tcPr>
+          <w:p>
+            <w:pPr>
+              <w:ind w:right="-1"/>
+              <w:jc w:val="center"/>
+              <w:rPr>
+                <w:rFonts w:ascii="TH SarabunIT๙" w:hAnsi="TH SarabunIT๙" w:cs="TH SarabunIT๙"/>
+                <w:sz w:val="32"/>
+                <w:szCs w:val="32"/>
+              </w:rPr>
+            </w:pPr>
+          </w:p>
+        </w:tc>
+        <w:tc>
+          <w:tcPr>
+            <w:tcW w:w="8212" w:type="dxa"/>
+            <w:gridSpan w:val="6"/>
+          </w:tcPr>
+          <w:p>
+            <w:pPr>
+              <w:ind w:right="-1"/>
+              <w:jc w:val="center"/>
+              <w:rPr>
+                <w:rFonts w:ascii="TH SarabunIT๙" w:hAnsi="TH SarabunIT๙" w:cs="TH SarabunIT๙"/>
+                <w:sz w:val="32"/>
+                <w:szCs w:val="32"/>
+              </w:rPr>
+            </w:pPr>
+            <w:r>
+              <w:rPr>
+                <w:rFonts w:ascii="TH SarabunPSK" w:hAnsi="TH SarabunPSK" w:cs="TH SarabunPSK" w:hint="cs"/>
+                <w:snapToGrid w:val="0"/>
+                <w:color w:val="000000"/>
+                <w:sz w:val="32"/>
+                <w:szCs w:val="32"/>
+                <w:cs/>
+                <w:lang w:eastAsia="th-TH"/>
+              </w:rPr>
+              <w:t>[ตำแหน่งกรรมการ1]</w:t>
+            </w:r>
+          </w:p>
+        </w:tc>
+        <w:tc>
+          <w:tcPr>
+            <w:tcW w:w="1002" w:type="dxa"/>
+          </w:tcPr>
+          <w:p>
+            <w:pPr>
+              <w:ind w:right="-1"/>
+              <w:jc w:val="center"/>
+              <w:rPr>
+                <w:rFonts w:ascii="TH SarabunIT๙" w:hAnsi="TH SarabunIT๙" w:cs="TH SarabunIT๙"/>
+                <w:sz w:val="32"/>
+                <w:szCs w:val="32"/>
+              </w:rPr>
+            </w:pPr>
+          </w:p>
+        </w:tc>
+      </w:tr>
+      <w:tr>
+        <w:tc>
+          <w:tcPr>
+            <w:tcW w:w="851" w:type="dxa"/>
+          </w:tcPr>
+          <w:p>
+            <w:pPr>
+              <w:ind w:right="-1"/>
+              <w:jc w:val="center"/>
+              <w:rPr>
+                <w:rFonts w:ascii="TH SarabunIT๙" w:hAnsi="TH SarabunIT๙" w:cs="TH SarabunIT๙"/>
+                <w:sz w:val="32"/>
+                <w:szCs w:val="32"/>
+              </w:rPr>
+            </w:pPr>
+          </w:p>
+        </w:tc>
+        <w:tc>
+          <w:tcPr>
+            <w:tcW w:w="3317" w:type="dxa"/>
+            <w:gridSpan w:val="2"/>
+          </w:tcPr>
+          <w:p>
+            <w:pPr>
+              <w:ind w:right="-1"/>
+              <w:jc w:val="center"/>
+              <w:rPr>
+                <w:rFonts w:ascii="TH SarabunIT๙" w:hAnsi="TH SarabunIT๙" w:cs="TH SarabunIT๙"/>
+                <w:sz w:val="32"/>
+                <w:szCs w:val="32"/>
+              </w:rPr>
+            </w:pPr>
+          </w:p>
+        </w:tc>
+        <w:tc>
+          <w:tcPr>
+            <w:tcW w:w="1002" w:type="dxa"/>
+          </w:tcPr>
+          <w:p>
+            <w:pPr>
+              <w:ind w:right="-1"/>
+              <w:jc w:val="center"/>
+              <w:rPr>
+                <w:rFonts w:ascii="TH SarabunIT๙" w:hAnsi="TH SarabunIT๙" w:cs="TH SarabunIT๙"/>
+                <w:sz w:val="32"/>
+                <w:szCs w:val="32"/>
+              </w:rPr>
+            </w:pPr>
+          </w:p>
+        </w:tc>
+        <w:tc>
+          <w:tcPr>
+            <w:tcW w:w="841" w:type="dxa"/>
+          </w:tcPr>
+          <w:p>
+            <w:pPr>
+              <w:ind w:right="-1"/>
+              <w:jc w:val="center"/>
+              <w:rPr>
+                <w:rFonts w:ascii="TH SarabunIT๙" w:hAnsi="TH SarabunIT๙" w:cs="TH SarabunIT๙"/>
+                <w:sz w:val="32"/>
+                <w:szCs w:val="32"/>
+              </w:rPr>
+            </w:pPr>
+          </w:p>
+        </w:tc>
+        <w:tc>
+          <w:tcPr>
+            <w:tcW w:w="3052" w:type="dxa"/>
+            <w:gridSpan w:val="2"/>
+          </w:tcPr>
+          <w:p>
+            <w:pPr>
+              <w:ind w:right="-1"/>
+              <w:jc w:val="center"/>
+              <w:rPr>
+                <w:rFonts w:ascii="TH SarabunIT๙" w:hAnsi="TH SarabunIT๙" w:cs="TH SarabunIT๙"/>
+                <w:sz w:val="32"/>
+                <w:szCs w:val="32"/>
+              </w:rPr>
+            </w:pPr>
+          </w:p>
+        </w:tc>
+        <w:tc>
+          <w:tcPr>
+            <w:tcW w:w="1002" w:type="dxa"/>
+          </w:tcPr>
+          <w:p>
+            <w:pPr>
+              <w:ind w:right="-1"/>
+              <w:jc w:val="center"/>
+              <w:rPr>
+                <w:rFonts w:ascii="TH SarabunIT๙" w:hAnsi="TH SarabunIT๙" w:cs="TH SarabunIT๙"/>
+                <w:sz w:val="32"/>
+                <w:szCs w:val="32"/>
+              </w:rPr>
+            </w:pPr>
+          </w:p>
+        </w:tc>
+      </w:tr>
+      <w:tr>
+        <w:tc>
+          <w:tcPr>
+            <w:tcW w:w="851" w:type="dxa"/>
+          </w:tcPr>
+          <w:p>
+            <w:pPr>
+              <w:ind w:right="-1"/>
+              <w:jc w:val="right"/>
+              <w:rPr>
+                <w:rFonts w:ascii="TH SarabunIT๙" w:hAnsi="TH SarabunIT๙" w:cs="TH SarabunIT๙"/>
+                <w:sz w:val="32"/>
+                <w:szCs w:val="32"/>
+              </w:rPr>
+            </w:pPr>
+            <w:r>
+              <w:rPr>
+                <w:rFonts w:ascii="TH SarabunPSK" w:hAnsi="TH SarabunPSK" w:cs="TH SarabunPSK" w:hint="cs"/>
+                <w:snapToGrid w:val="0"/>
+                <w:sz w:val="32"/>
+                <w:szCs w:val="32"/>
+                <w:cs/>
+                <w:lang w:eastAsia="th-TH"/>
+              </w:rPr>
+              <w:t>(</w:t>
+            </w:r>
+            <w:r>
+              <w:rPr>
+                <w:rFonts w:ascii="TH SarabunPSK" w:hAnsi="TH SarabunPSK" w:cs="TH SarabunPSK"/>
+                <w:snapToGrid w:val="0"/>
+                <w:sz w:val="32"/>
+                <w:szCs w:val="32"/>
+                <w:cs/>
+                <w:lang w:eastAsia="th-TH"/>
+              </w:rPr>
+              <w:t>ลงชื่อ</w:t>
+            </w:r>
+            <w:r>
+              <w:rPr>
+                <w:rFonts w:ascii="TH SarabunPSK" w:hAnsi="TH SarabunPSK" w:cs="TH SarabunPSK" w:hint="cs"/>
+                <w:snapToGrid w:val="0"/>
+                <w:sz w:val="32"/>
+                <w:szCs w:val="32"/>
+                <w:cs/>
+                <w:lang w:eastAsia="th-TH"/>
+              </w:rPr>
+              <w:t>)</w:t>
+            </w:r>
+          </w:p>
+        </w:tc>
+        <w:tc>
+          <w:tcPr>
+            <w:tcW w:w="3317" w:type="dxa"/>
+            <w:gridSpan w:val="2"/>
+          </w:tcPr>
+          <w:p>
+            <w:pPr>
+              <w:ind w:right="-1"/>
+              <w:jc w:val="center"/>
+              <w:rPr>
+                <w:rFonts w:ascii="TH SarabunIT๙" w:hAnsi="TH SarabunIT๙" w:cs="TH SarabunIT๙"/>
+                <w:sz w:val="32"/>
+                <w:szCs w:val="32"/>
+              </w:rPr>
+            </w:pPr>
+          </w:p>
+        </w:tc>
+        <w:tc>
+          <w:tcPr>
+            <w:tcW w:w="1002" w:type="dxa"/>
+          </w:tcPr>
+          <w:p>
+            <w:pPr>
+              <w:ind w:right="-1"/>
+              <w:rPr>
+                <w:rFonts w:ascii="TH SarabunIT๙" w:hAnsi="TH SarabunIT๙" w:cs="TH SarabunIT๙"/>
+                <w:sz w:val="32"/>
+                <w:szCs w:val="32"/>
+              </w:rPr>
+            </w:pPr>
+            <w:r>
+              <w:rPr>
+                <w:rFonts w:ascii="TH SarabunPSK" w:hAnsi="TH SarabunPSK" w:cs="TH SarabunPSK"/>
+                <w:snapToGrid w:val="0"/>
+                <w:sz w:val="32"/>
+                <w:szCs w:val="32"/>
+                <w:cs/>
+                <w:lang w:eastAsia="th-TH"/>
+              </w:rPr>
+              <w:t>กรรมกา</w:t>
+            </w:r>
+            <w:r>
+              <w:rPr>
+                <w:rFonts w:ascii="TH SarabunPSK" w:hAnsi="TH SarabunPSK" w:cs="TH SarabunPSK" w:hint="cs"/>
+                <w:snapToGrid w:val="0"/>
+                <w:sz w:val="32"/>
+                <w:szCs w:val="32"/>
+                <w:cs/>
+                <w:lang w:eastAsia="th-TH"/>
+              </w:rPr>
+              <w:t>ร</w:t>
+            </w:r>
+          </w:p>
+        </w:tc>
+        <w:tc>
+          <w:tcPr>
+            <w:tcW w:w="841" w:type="dxa"/>
+          </w:tcPr>
+          <w:p>
+            <w:pPr>
+              <w:ind w:right="-1"/>
+              <w:jc w:val="right"/>
+              <w:rPr>
+                <w:rFonts w:ascii="TH SarabunIT๙" w:hAnsi="TH SarabunIT๙" w:cs="TH SarabunIT๙"/>
+                <w:sz w:val="32"/>
+                <w:szCs w:val="32"/>
+              </w:rPr>
+            </w:pPr>
+            <w:r>
+              <w:rPr>
+                <w:rFonts w:ascii="TH SarabunPSK" w:hAnsi="TH SarabunPSK" w:cs="TH SarabunPSK" w:hint="cs"/>
+                <w:snapToGrid w:val="0"/>
+                <w:sz w:val="32"/>
+                <w:szCs w:val="32"/>
+                <w:cs/>
+                <w:lang w:eastAsia="th-TH"/>
+              </w:rPr>
+              <w:t>(</w:t>
+            </w:r>
+            <w:r>
+              <w:rPr>
+                <w:rFonts w:ascii="TH SarabunPSK" w:hAnsi="TH SarabunPSK" w:cs="TH SarabunPSK"/>
+                <w:snapToGrid w:val="0"/>
+                <w:sz w:val="32"/>
+                <w:szCs w:val="32"/>
+                <w:cs/>
+                <w:lang w:eastAsia="th-TH"/>
+              </w:rPr>
+              <w:t>ลงชื่อ</w:t>
+            </w:r>
+            <w:r>
+              <w:rPr>
+                <w:rFonts w:ascii="TH SarabunPSK" w:hAnsi="TH SarabunPSK" w:cs="TH SarabunPSK" w:hint="cs"/>
+                <w:snapToGrid w:val="0"/>
+                <w:sz w:val="32"/>
+                <w:szCs w:val="32"/>
+                <w:cs/>
+                <w:lang w:eastAsia="th-TH"/>
+              </w:rPr>
+              <w:t>)</w:t>
+            </w:r>
+          </w:p>
+        </w:tc>
+        <w:tc>
+          <w:tcPr>
+            <w:tcW w:w="3052" w:type="dxa"/>
+            <w:gridSpan w:val="2"/>
+          </w:tcPr>
+          <w:p>
+            <w:pPr>
+              <w:ind w:right="-1"/>
+              <w:jc w:val="center"/>
+              <w:rPr>
+                <w:rFonts w:ascii="TH SarabunIT๙" w:hAnsi="TH SarabunIT๙" w:cs="TH SarabunIT๙"/>
+                <w:sz w:val="32"/>
+                <w:szCs w:val="32"/>
+              </w:rPr>
+            </w:pPr>
+          </w:p>
+        </w:tc>
+        <w:tc>
+          <w:tcPr>
+            <w:tcW w:w="1002" w:type="dxa"/>
+          </w:tcPr>
+          <w:p>
+            <w:pPr>
+              <w:ind w:right="-1"/>
+              <w:rPr>
+                <w:rFonts w:ascii="TH SarabunIT๙" w:hAnsi="TH SarabunIT๙" w:cs="TH SarabunIT๙"/>
+                <w:sz w:val="32"/>
+                <w:szCs w:val="32"/>
+              </w:rPr>
+            </w:pPr>
+            <w:r>
+              <w:rPr>
+                <w:rFonts w:ascii="TH SarabunPSK" w:hAnsi="TH SarabunPSK" w:cs="TH SarabunPSK"/>
+                <w:snapToGrid w:val="0"/>
+                <w:sz w:val="32"/>
+                <w:szCs w:val="32"/>
+                <w:cs/>
+                <w:lang w:eastAsia="th-TH"/>
+              </w:rPr>
+              <w:t>กรรมกา</w:t>
+            </w:r>
+            <w:r>
+              <w:rPr>
+                <w:rFonts w:ascii="TH SarabunPSK" w:hAnsi="TH SarabunPSK" w:cs="TH SarabunPSK" w:hint="cs"/>
+                <w:snapToGrid w:val="0"/>
+                <w:sz w:val="32"/>
+                <w:szCs w:val="32"/>
+                <w:cs/>
+                <w:lang w:eastAsia="th-TH"/>
+              </w:rPr>
+              <w:t>ร</w:t>
+            </w:r>
+          </w:p>
+        </w:tc>
+      </w:tr>
+      <w:tr>
+        <w:tc>
+          <w:tcPr>
+            <w:tcW w:w="851" w:type="dxa"/>
+          </w:tcPr>
+          <w:p>
+            <w:pPr>
+              <w:ind w:right="-1"/>
+              <w:jc w:val="center"/>
+              <w:rPr>
+                <w:rFonts w:ascii="TH SarabunIT๙" w:hAnsi="TH SarabunIT๙" w:cs="TH SarabunIT๙"/>
+                <w:sz w:val="32"/>
+                <w:szCs w:val="32"/>
+              </w:rPr>
+            </w:pPr>
+          </w:p>
+        </w:tc>
+        <w:tc>
+          <w:tcPr>
+            <w:tcW w:w="3317" w:type="dxa"/>
+            <w:gridSpan w:val="2"/>
+          </w:tcPr>
+          <w:p>
+            <w:pPr>
+              <w:ind w:right="-1"/>
+              <w:jc w:val="center"/>
+              <w:rPr>
+                <w:rFonts w:ascii="TH SarabunIT๙" w:hAnsi="TH SarabunIT๙" w:cs="TH SarabunIT๙"/>
+                <w:sz w:val="32"/>
+                <w:szCs w:val="32"/>
+              </w:rPr>
+            </w:pPr>
+            <w:r>
+              <w:rPr>
+                <w:rFonts w:ascii="TH SarabunPSK" w:hAnsi="TH SarabunPSK" w:cs="TH SarabunPSK"/>
+                <w:snapToGrid w:val="0"/>
+                <w:sz w:val="32"/>
+                <w:szCs w:val="32"/>
+                <w:cs/>
+                <w:lang w:eastAsia="th-TH"/>
+              </w:rPr>
+              <w:t>(</w:t>
+            </w:r>
+            <w:r>
+              <w:rPr>
+                <w:rFonts w:ascii="TH SarabunPSK" w:hAnsi="TH SarabunPSK" w:cs="TH SarabunPSK" w:hint="cs"/>
+                <w:snapToGrid w:val="0"/>
+                <w:color w:val="000000"/>
+                <w:sz w:val="32"/>
+                <w:szCs w:val="32"/>
+                <w:cs/>
+                <w:lang w:eastAsia="th-TH"/>
+              </w:rPr>
+              <w:t>[ชื่อกรรมการ2]</w:t>
+            </w:r>
+            <w:r>
+              <w:rPr>
+                <w:rFonts w:ascii="TH SarabunPSK" w:hAnsi="TH SarabunPSK" w:cs="TH SarabunPSK" w:hint="cs"/>
+                <w:snapToGrid w:val="0"/>
+                <w:sz w:val="32"/>
+                <w:szCs w:val="32"/>
+                <w:cs/>
+                <w:lang w:eastAsia="th-TH"/>
+              </w:rPr>
+              <w:t>)</w:t>
+            </w:r>
+          </w:p>
+        </w:tc>
+        <w:tc>
+          <w:tcPr>
+            <w:tcW w:w="1002" w:type="dxa"/>
+          </w:tcPr>
+          <w:p>
+            <w:pPr>
+              <w:ind w:right="-1"/>
+              <w:jc w:val="center"/>
+              <w:rPr>
+                <w:rFonts w:ascii="TH SarabunIT๙" w:hAnsi="TH SarabunIT๙" w:cs="TH SarabunIT๙"/>
+                <w:sz w:val="32"/>
+                <w:szCs w:val="32"/>
+              </w:rPr>
+            </w:pPr>
+          </w:p>
+        </w:tc>
+        <w:tc>
+          <w:tcPr>
+            <w:tcW w:w="841" w:type="dxa"/>
+          </w:tcPr>
+          <w:p>
+            <w:pPr>
+              <w:ind w:right="-1"/>
+              <w:jc w:val="center"/>
+              <w:rPr>
+                <w:rFonts w:ascii="TH SarabunIT๙" w:hAnsi="TH SarabunIT๙" w:cs="TH SarabunIT๙"/>
+                <w:sz w:val="32"/>
+                <w:szCs w:val="32"/>
+              </w:rPr>
+            </w:pPr>
+          </w:p>
+        </w:tc>
+        <w:tc>
+          <w:tcPr>
+            <w:tcW w:w="3052" w:type="dxa"/>
+            <w:gridSpan w:val="2"/>
+          </w:tcPr>
+          <w:p>
+            <w:pPr>
+              <w:ind w:right="-1"/>
+              <w:jc w:val="center"/>
+              <w:rPr>
+                <w:rFonts w:ascii="TH SarabunIT๙" w:hAnsi="TH SarabunIT๙" w:cs="TH SarabunIT๙"/>
+                <w:sz w:val="32"/>
+                <w:szCs w:val="32"/>
+              </w:rPr>
+            </w:pPr>
+            <w:r>
+              <w:rPr>
+                <w:rFonts w:ascii="TH SarabunPSK" w:hAnsi="TH SarabunPSK" w:cs="TH SarabunPSK" w:hint="cs"/>
+                <w:snapToGrid w:val="0"/>
+                <w:sz w:val="32"/>
+                <w:szCs w:val="32"/>
+                <w:cs/>
+                <w:lang w:eastAsia="th-TH"/>
+              </w:rPr>
+              <w:t>(</w:t>
+            </w:r>
+            <w:r>
+              <w:rPr>
+                <w:rFonts w:ascii="TH SarabunPSK" w:hAnsi="TH SarabunPSK" w:cs="TH SarabunPSK" w:hint="cs"/>
+                <w:snapToGrid w:val="0"/>
+                <w:color w:val="000000"/>
+                <w:sz w:val="32"/>
+                <w:szCs w:val="32"/>
+                <w:cs/>
+                <w:lang w:eastAsia="th-TH"/>
+              </w:rPr>
+              <w:t>[ชื่อกรรมการ3]</w:t>
+            </w:r>
+            <w:r>
+              <w:rPr>
+                <w:rFonts w:ascii="TH SarabunPSK" w:hAnsi="TH SarabunPSK" w:cs="TH SarabunPSK" w:hint="cs"/>
+                <w:snapToGrid w:val="0"/>
+                <w:sz w:val="32"/>
+                <w:szCs w:val="32"/>
+                <w:cs/>
+                <w:lang w:eastAsia="th-TH"/>
+              </w:rPr>
+              <w:t>)</w:t>
+            </w:r>
+          </w:p>
+        </w:tc>
+        <w:tc>
+          <w:tcPr>
+            <w:tcW w:w="1002" w:type="dxa"/>
+          </w:tcPr>
+          <w:p>
+            <w:pPr>
+              <w:ind w:right="-1"/>
+              <w:jc w:val="center"/>
+              <w:rPr>
+                <w:rFonts w:ascii="TH SarabunIT๙" w:hAnsi="TH SarabunIT๙" w:cs="TH SarabunIT๙"/>
+                <w:sz w:val="32"/>
+                <w:szCs w:val="32"/>
+              </w:rPr>
+            </w:pPr>
+          </w:p>
+        </w:tc>
+      </w:tr>
+      <w:tr>
+        <w:tc>
+          <w:tcPr>
+            <w:tcW w:w="851" w:type="dxa"/>
+          </w:tcPr>
+          <w:p>
+            <w:pPr>
+              <w:ind w:right="-1"/>
+              <w:jc w:val="center"/>
+              <w:rPr>
+                <w:rFonts w:ascii="TH SarabunIT๙" w:hAnsi="TH SarabunIT๙" w:cs="TH SarabunIT๙"/>
+                <w:sz w:val="32"/>
+                <w:szCs w:val="32"/>
+              </w:rPr>
+            </w:pPr>
+          </w:p>
+        </w:tc>
+        <w:tc>
+          <w:tcPr>
+            <w:tcW w:w="3317" w:type="dxa"/>
+            <w:gridSpan w:val="2"/>
+          </w:tcPr>
+          <w:p>
+            <w:pPr>
+              <w:ind w:right="-1"/>
+              <w:jc w:val="center"/>
+              <w:rPr>
+                <w:rFonts w:ascii="TH SarabunIT๙" w:hAnsi="TH SarabunIT๙" w:cs="TH SarabunIT๙"/>
+                <w:sz w:val="32"/>
+                <w:szCs w:val="32"/>
+              </w:rPr>
+            </w:pPr>
+            <w:r>
+              <w:rPr>
+                <w:rFonts w:ascii="TH SarabunPSK" w:hAnsi="TH SarabunPSK" w:cs="TH SarabunPSK"/>
+                <w:snapToGrid w:val="0"/>
+                <w:color w:val="000000"/>
+                <w:sz w:val="32"/>
+                <w:szCs w:val="32"/>
+                <w:cs/>
+                <w:lang w:eastAsia="th-TH"/>
+              </w:rPr>
+              <w:t>[ตำแหน่งกรรมการ2]</w:t>
+            </w:r>
+          </w:p>
+        </w:tc>
+        <w:tc>
+          <w:tcPr>
+            <w:tcW w:w="1002" w:type="dxa"/>
+          </w:tcPr>
+          <w:p>
+            <w:pPr>
+              <w:ind w:right="-1"/>
+              <w:jc w:val="center"/>
+              <w:rPr>
+                <w:rFonts w:ascii="TH SarabunIT๙" w:hAnsi="TH SarabunIT๙" w:cs="TH SarabunIT๙"/>
+                <w:sz w:val="32"/>
+                <w:szCs w:val="32"/>
+              </w:rPr>
+            </w:pPr>
+          </w:p>
+        </w:tc>
+        <w:tc>
+          <w:tcPr>
+            <w:tcW w:w="841" w:type="dxa"/>
+          </w:tcPr>
+          <w:p>
+            <w:pPr>
+              <w:ind w:right="-1"/>
+              <w:jc w:val="center"/>
+              <w:rPr>
+                <w:rFonts w:ascii="TH SarabunIT๙" w:hAnsi="TH SarabunIT๙" w:cs="TH SarabunIT๙"/>
+                <w:sz w:val="32"/>
+                <w:szCs w:val="32"/>
+              </w:rPr>
+            </w:pPr>
+          </w:p>
+        </w:tc>
+        <w:tc>
+          <w:tcPr>
+            <w:tcW w:w="3052" w:type="dxa"/>
+            <w:gridSpan w:val="2"/>
+          </w:tcPr>
+          <w:p>
+            <w:pPr>
+              <w:ind w:right="-1"/>
+              <w:jc w:val="center"/>
+              <w:rPr>
+                <w:rFonts w:ascii="TH SarabunIT๙" w:hAnsi="TH SarabunIT๙" w:cs="TH SarabunIT๙"/>
+                <w:sz w:val="32"/>
+                <w:szCs w:val="32"/>
+              </w:rPr>
+            </w:pPr>
+            <w:r>
+              <w:rPr>
+                <w:rFonts w:ascii="TH SarabunPSK" w:hAnsi="TH SarabunPSK" w:cs="TH SarabunPSK" w:hint="cs"/>
+                <w:snapToGrid w:val="0"/>
+                <w:color w:val="000000"/>
+                <w:sz w:val="32"/>
+                <w:szCs w:val="32"/>
+                <w:cs/>
+                <w:lang w:eastAsia="th-TH"/>
+              </w:rPr>
+              <w:t>[ตำแหน่งกรรมการ3]</w:t>
+            </w:r>
+          </w:p>
+        </w:tc>
+        <w:tc>
+          <w:tcPr>
+            <w:tcW w:w="1002" w:type="dxa"/>
+          </w:tcPr>
+          <w:p>
+            <w:pPr>
+              <w:ind w:right="-1"/>
+              <w:jc w:val="center"/>
+              <w:rPr>
+                <w:rFonts w:ascii="TH SarabunIT๙" w:hAnsi="TH SarabunIT๙" w:cs="TH SarabunIT๙"/>
+                <w:sz w:val="32"/>
+                <w:szCs w:val="32"/>
+              </w:rPr>
+            </w:pPr>
+          </w:p>
+        </w:tc>
+      </w:tr>
+    </w:tbl>
     <w:p>
       <w:pPr>
         <w:ind w:right="-1"/>
@@ -1306,1231 +2197,435 @@
         </w:rPr>
       </w:pPr>
     </w:p>
-    <w:p>
-      <w:pPr>
-        <w:widowControl w:val="0"/>
-        <w:tabs>
-          <w:tab w:val="left" w:pos="1067"/>
-          <w:tab w:val="left" w:pos="2134"/>
-          <w:tab w:val="left" w:pos="3201"/>
-          <w:tab w:val="left" w:pos="4268"/>
-          <w:tab w:val="left" w:pos="5335"/>
-          <w:tab w:val="left" w:pos="6402"/>
-          <w:tab w:val="left" w:pos="7469"/>
-          <w:tab w:val="left" w:pos="8536"/>
-          <w:tab w:val="left" w:pos="9589"/>
-          <w:tab w:val="left" w:pos="10941"/>
-        </w:tabs>
-        <w:jc w:val="both"/>
-        <w:rPr>
-          <w:rFonts w:ascii="TH SarabunPSK" w:hAnsi="TH SarabunPSK" w:cs="TH SarabunPSK"/>
-          <w:snapToGrid w:val="0"/>
-          <w:sz w:val="32"/>
-          <w:szCs w:val="32"/>
-          <w:lang w:eastAsia="th-TH"/>
-        </w:rPr>
-      </w:pPr>
-      <w:r>
-        <w:rPr>
-          <w:rFonts w:ascii="TH SarabunPSK" w:hAnsi="TH SarabunPSK" w:cs="TH SarabunPSK" w:hint="cs"/>
-          <w:snapToGrid w:val="0"/>
-          <w:sz w:val="32"/>
-          <w:szCs w:val="32"/>
-          <w:cs/>
-          <w:lang w:eastAsia="th-TH"/>
-        </w:rPr>
-        <w:t xml:space="preserve">                                  (</w:t>
-      </w:r>
-      <w:r>
-        <w:rPr>
-          <w:rFonts w:ascii="TH SarabunPSK" w:hAnsi="TH SarabunPSK" w:cs="TH SarabunPSK"/>
-          <w:snapToGrid w:val="0"/>
-          <w:sz w:val="32"/>
-          <w:szCs w:val="32"/>
-          <w:cs/>
-          <w:lang w:eastAsia="th-TH"/>
-        </w:rPr>
-        <w:t>ลงชื่อ</w:t>
-      </w:r>
-      <w:r>
-        <w:rPr>
-          <w:rFonts w:ascii="TH SarabunPSK" w:hAnsi="TH SarabunPSK" w:cs="TH SarabunPSK" w:hint="cs"/>
-          <w:snapToGrid w:val="0"/>
-          <w:sz w:val="32"/>
-          <w:szCs w:val="32"/>
-          <w:cs/>
-          <w:lang w:eastAsia="th-TH"/>
-        </w:rPr>
-        <w:t>)</w:t>
-      </w:r>
-      <w:r>
-        <w:rPr>
-          <w:rFonts w:ascii="TH SarabunPSK" w:hAnsi="TH SarabunPSK" w:cs="TH SarabunPSK"/>
-          <w:snapToGrid w:val="0"/>
-          <w:sz w:val="32"/>
-          <w:szCs w:val="32"/>
-          <w:cs/>
-          <w:lang w:eastAsia="th-TH"/>
-        </w:rPr>
-        <w:t>...</w:t>
-      </w:r>
-      <w:r>
-        <w:rPr>
-          <w:rFonts w:ascii="TH SarabunPSK" w:hAnsi="TH SarabunPSK" w:cs="TH SarabunPSK" w:hint="cs"/>
-          <w:snapToGrid w:val="0"/>
-          <w:sz w:val="32"/>
-          <w:szCs w:val="32"/>
-          <w:cs/>
-          <w:lang w:eastAsia="th-TH"/>
-        </w:rPr>
-        <w:t xml:space="preserve">ว่าที่ ร.ต. </w:t>
-      </w:r>
-      <w:r>
-        <w:rPr>
-          <w:rFonts w:ascii="TH SarabunPSK" w:hAnsi="TH SarabunPSK" w:cs="TH SarabunPSK"/>
-          <w:snapToGrid w:val="0"/>
-          <w:sz w:val="32"/>
-          <w:szCs w:val="32"/>
-          <w:cs/>
-          <w:lang w:eastAsia="th-TH"/>
-        </w:rPr>
-        <w:t>...</w:t>
-      </w:r>
-      <w:r>
-        <w:rPr>
-          <w:rFonts w:ascii="TH SarabunPSK" w:hAnsi="TH SarabunPSK" w:cs="TH SarabunPSK" w:hint="cs"/>
-          <w:snapToGrid w:val="0"/>
-          <w:sz w:val="32"/>
-          <w:szCs w:val="32"/>
-          <w:cs/>
-          <w:lang w:eastAsia="th-TH"/>
-        </w:rPr>
-        <w:t>.......</w:t>
-      </w:r>
-      <w:r>
-        <w:rPr>
-          <w:rFonts w:ascii="TH SarabunPSK" w:hAnsi="TH SarabunPSK" w:cs="TH SarabunPSK"/>
-          <w:snapToGrid w:val="0"/>
-          <w:sz w:val="32"/>
-          <w:szCs w:val="32"/>
-          <w:cs/>
-          <w:lang w:eastAsia="th-TH"/>
-        </w:rPr>
-        <w:t>.....................ประธานกรรมการ</w:t>
-      </w:r>
-      <w:r>
-        <w:rPr>
-          <w:rFonts w:ascii="TH SarabunPSK" w:hAnsi="TH SarabunPSK" w:cs="TH SarabunPSK" w:hint="cs"/>
-          <w:snapToGrid w:val="0"/>
-          <w:sz w:val="32"/>
-          <w:szCs w:val="32"/>
-          <w:cs/>
-          <w:lang w:eastAsia="th-TH"/>
-        </w:rPr>
-        <w:t>ฯ</w:t>
-      </w:r>
-    </w:p>
-    <w:p>
-      <w:pPr>
-        <w:widowControl w:val="0"/>
-        <w:tabs>
-          <w:tab w:val="left" w:pos="1067"/>
-          <w:tab w:val="left" w:pos="2134"/>
-          <w:tab w:val="left" w:pos="3201"/>
-          <w:tab w:val="left" w:pos="4268"/>
-          <w:tab w:val="left" w:pos="5335"/>
-          <w:tab w:val="left" w:pos="6402"/>
-          <w:tab w:val="left" w:pos="7469"/>
-          <w:tab w:val="left" w:pos="8536"/>
-          <w:tab w:val="left" w:pos="9589"/>
-          <w:tab w:val="left" w:pos="10941"/>
-        </w:tabs>
-        <w:jc w:val="both"/>
-        <w:rPr>
-          <w:rFonts w:ascii="TH SarabunPSK" w:hAnsi="TH SarabunPSK" w:cs="TH SarabunPSK"/>
-          <w:snapToGrid w:val="0"/>
-          <w:sz w:val="32"/>
-          <w:szCs w:val="32"/>
-          <w:lang w:eastAsia="th-TH"/>
-        </w:rPr>
-      </w:pPr>
-      <w:r>
-        <w:rPr>
-          <w:rFonts w:ascii="TH SarabunPSK" w:hAnsi="TH SarabunPSK" w:cs="TH SarabunPSK" w:hint="cs"/>
-          <w:snapToGrid w:val="0"/>
-          <w:sz w:val="32"/>
-          <w:szCs w:val="32"/>
-          <w:cs/>
-          <w:lang w:eastAsia="th-TH"/>
-        </w:rPr>
-        <w:t xml:space="preserve">                                                </w:t>
-      </w:r>
-      <w:r>
-        <w:rPr>
-          <w:rFonts w:ascii="TH SarabunPSK" w:hAnsi="TH SarabunPSK" w:cs="TH SarabunPSK" w:hint="cs"/>
-          <w:snapToGrid w:val="0"/>
-          <w:sz w:val="32"/>
-          <w:szCs w:val="32"/>
-          <w:cs/>
-          <w:lang w:eastAsia="th-TH"/>
-        </w:rPr>
-        <w:t xml:space="preserve">     </w:t>
-      </w:r>
-      <w:r>
-        <w:rPr>
-          <w:rFonts w:ascii="TH SarabunPSK" w:hAnsi="TH SarabunPSK" w:cs="TH SarabunPSK" w:hint="cs"/>
-          <w:snapToGrid w:val="0"/>
-          <w:sz w:val="32"/>
-          <w:szCs w:val="32"/>
-          <w:cs/>
-          <w:lang w:eastAsia="th-TH"/>
-        </w:rPr>
-        <w:t xml:space="preserve"> </w:t>
-      </w:r>
-      <w:r>
-        <w:rPr>
-          <w:rFonts w:ascii="TH SarabunPSK" w:hAnsi="TH SarabunPSK" w:cs="TH SarabunPSK"/>
-          <w:snapToGrid w:val="0"/>
-          <w:sz w:val="32"/>
-          <w:szCs w:val="32"/>
-          <w:cs/>
-          <w:lang w:eastAsia="th-TH"/>
-        </w:rPr>
-        <w:t>(</w:t>
-      </w:r>
-      <w:r>
-        <w:rPr>
-          <w:rFonts w:ascii="TH SarabunPSK" w:hAnsi="TH SarabunPSK" w:cs="TH SarabunPSK" w:hint="cs"/>
-          <w:snapToGrid w:val="0"/>
-          <w:color w:val="000000"/>
-          <w:sz w:val="32"/>
-          <w:szCs w:val="32"/>
-          <w:cs/>
-          <w:lang w:eastAsia="th-TH"/>
-        </w:rPr>
-        <w:t>[ชื่อกรรมการ1]</w:t>
-      </w:r>
-      <w:r>
-        <w:rPr>
-          <w:rFonts w:ascii="TH SarabunPSK" w:hAnsi="TH SarabunPSK" w:cs="TH SarabunPSK"/>
-          <w:snapToGrid w:val="0"/>
-          <w:sz w:val="32"/>
-          <w:szCs w:val="32"/>
-          <w:cs/>
-          <w:lang w:eastAsia="th-TH"/>
-        </w:rPr>
-        <w:t>)</w:t>
-      </w:r>
-    </w:p>
-    <w:p>
-      <w:pPr>
-        <w:widowControl w:val="0"/>
-        <w:tabs>
-          <w:tab w:val="left" w:pos="1067"/>
-          <w:tab w:val="left" w:pos="2134"/>
-          <w:tab w:val="left" w:pos="3201"/>
-          <w:tab w:val="left" w:pos="4268"/>
-          <w:tab w:val="left" w:pos="5335"/>
-          <w:tab w:val="left" w:pos="6402"/>
-          <w:tab w:val="left" w:pos="7469"/>
-          <w:tab w:val="left" w:pos="8536"/>
-          <w:tab w:val="left" w:pos="9589"/>
-          <w:tab w:val="left" w:pos="10941"/>
-        </w:tabs>
-        <w:jc w:val="both"/>
-        <w:rPr>
-          <w:rFonts w:ascii="TH SarabunPSK" w:hAnsi="TH SarabunPSK" w:cs="TH SarabunPSK"/>
-          <w:snapToGrid w:val="0"/>
-          <w:sz w:val="32"/>
-          <w:szCs w:val="32"/>
-          <w:lang w:eastAsia="th-TH"/>
-        </w:rPr>
-      </w:pPr>
-      <w:r>
-        <w:rPr>
-          <w:rFonts w:ascii="TH SarabunPSK" w:hAnsi="TH SarabunPSK" w:cs="TH SarabunPSK" w:hint="cs"/>
-          <w:snapToGrid w:val="0"/>
-          <w:sz w:val="32"/>
-          <w:szCs w:val="32"/>
-          <w:cs/>
-          <w:lang w:eastAsia="th-TH"/>
-        </w:rPr>
-        <w:t xml:space="preserve">                                               </w:t>
-      </w:r>
-      <w:r>
-        <w:rPr>
-          <w:rFonts w:ascii="TH SarabunPSK" w:hAnsi="TH SarabunPSK" w:cs="TH SarabunPSK" w:hint="cs"/>
-          <w:snapToGrid w:val="0"/>
-          <w:sz w:val="32"/>
-          <w:szCs w:val="32"/>
-          <w:cs/>
-          <w:lang w:eastAsia="th-TH"/>
-        </w:rPr>
-        <w:t xml:space="preserve">     </w:t>
-      </w:r>
-      <w:r>
-        <w:rPr>
-          <w:rFonts w:ascii="TH SarabunPSK" w:hAnsi="TH SarabunPSK" w:cs="TH SarabunPSK" w:hint="cs"/>
-          <w:snapToGrid w:val="0"/>
-          <w:color w:val="000000"/>
-          <w:sz w:val="32"/>
-          <w:szCs w:val="32"/>
-          <w:cs/>
-          <w:lang w:eastAsia="th-TH"/>
-        </w:rPr>
-        <w:t>[ตำแหน่งกรรมการ1]</w:t>
-      </w:r>
-    </w:p>
-    <w:p>
-      <w:pPr>
-        <w:widowControl w:val="0"/>
-        <w:tabs>
-          <w:tab w:val="left" w:pos="1067"/>
-          <w:tab w:val="left" w:pos="2134"/>
-          <w:tab w:val="left" w:pos="3201"/>
-          <w:tab w:val="left" w:pos="4268"/>
-          <w:tab w:val="left" w:pos="5335"/>
-          <w:tab w:val="left" w:pos="6402"/>
-          <w:tab w:val="left" w:pos="7469"/>
-          <w:tab w:val="left" w:pos="8536"/>
-          <w:tab w:val="left" w:pos="9589"/>
-          <w:tab w:val="left" w:pos="10941"/>
-        </w:tabs>
-        <w:jc w:val="both"/>
-        <w:rPr>
-          <w:rFonts w:ascii="TH SarabunPSK" w:hAnsi="TH SarabunPSK" w:cs="TH SarabunPSK"/>
-          <w:snapToGrid w:val="0"/>
-          <w:sz w:val="16"/>
-          <w:szCs w:val="16"/>
-          <w:lang w:eastAsia="th-TH"/>
-        </w:rPr>
-      </w:pPr>
-    </w:p>
-    <w:p>
-      <w:pPr>
-        <w:widowControl w:val="0"/>
-        <w:tabs>
-          <w:tab w:val="left" w:pos="1067"/>
-          <w:tab w:val="left" w:pos="2134"/>
-          <w:tab w:val="left" w:pos="3201"/>
-          <w:tab w:val="left" w:pos="4268"/>
-          <w:tab w:val="left" w:pos="5335"/>
-          <w:tab w:val="left" w:pos="6402"/>
-          <w:tab w:val="left" w:pos="7469"/>
-          <w:tab w:val="left" w:pos="8536"/>
-          <w:tab w:val="left" w:pos="9589"/>
-          <w:tab w:val="left" w:pos="10941"/>
-        </w:tabs>
-        <w:jc w:val="both"/>
-        <w:rPr>
-          <w:rFonts w:ascii="TH SarabunPSK" w:hAnsi="TH SarabunPSK" w:cs="TH SarabunPSK"/>
-          <w:snapToGrid w:val="0"/>
-          <w:sz w:val="32"/>
-          <w:szCs w:val="32"/>
-          <w:lang w:eastAsia="th-TH"/>
-        </w:rPr>
-      </w:pPr>
-      <w:r>
-        <w:rPr>
-          <w:rFonts w:ascii="TH SarabunPSK" w:hAnsi="TH SarabunPSK" w:cs="TH SarabunPSK" w:hint="cs"/>
-          <w:snapToGrid w:val="0"/>
-          <w:sz w:val="32"/>
-          <w:szCs w:val="32"/>
-          <w:cs/>
-          <w:lang w:eastAsia="th-TH"/>
-        </w:rPr>
-        <w:t>(</w:t>
-      </w:r>
-      <w:r>
-        <w:rPr>
-          <w:rFonts w:ascii="TH SarabunPSK" w:hAnsi="TH SarabunPSK" w:cs="TH SarabunPSK"/>
-          <w:snapToGrid w:val="0"/>
-          <w:sz w:val="32"/>
-          <w:szCs w:val="32"/>
-          <w:cs/>
-          <w:lang w:eastAsia="th-TH"/>
-        </w:rPr>
-        <w:t>ลงชื่อ</w:t>
-      </w:r>
-      <w:r>
-        <w:rPr>
-          <w:rFonts w:ascii="TH SarabunPSK" w:hAnsi="TH SarabunPSK" w:cs="TH SarabunPSK" w:hint="cs"/>
-          <w:snapToGrid w:val="0"/>
-          <w:sz w:val="32"/>
-          <w:szCs w:val="32"/>
-          <w:cs/>
-          <w:lang w:eastAsia="th-TH"/>
-        </w:rPr>
-        <w:t>)</w:t>
-      </w:r>
-      <w:r>
-        <w:rPr>
-          <w:rFonts w:ascii="TH SarabunPSK" w:hAnsi="TH SarabunPSK" w:cs="TH SarabunPSK"/>
-          <w:snapToGrid w:val="0"/>
-          <w:sz w:val="32"/>
-          <w:szCs w:val="32"/>
-          <w:cs/>
-          <w:lang w:eastAsia="th-TH"/>
-        </w:rPr>
-        <w:t>..........</w:t>
-      </w:r>
-      <w:r>
-        <w:rPr>
-          <w:rFonts w:ascii="TH SarabunPSK" w:hAnsi="TH SarabunPSK" w:cs="TH SarabunPSK" w:hint="cs"/>
-          <w:snapToGrid w:val="0"/>
-          <w:sz w:val="32"/>
-          <w:szCs w:val="32"/>
-          <w:cs/>
-          <w:lang w:eastAsia="th-TH"/>
-        </w:rPr>
-        <w:t>.......</w:t>
-      </w:r>
-      <w:r>
-        <w:rPr>
-          <w:rFonts w:ascii="TH SarabunPSK" w:hAnsi="TH SarabunPSK" w:cs="TH SarabunPSK"/>
-          <w:snapToGrid w:val="0"/>
-          <w:sz w:val="32"/>
-          <w:szCs w:val="32"/>
-          <w:cs/>
-          <w:lang w:eastAsia="th-TH"/>
-        </w:rPr>
-        <w:t>.......................</w:t>
-      </w:r>
-      <w:r>
-        <w:rPr>
-          <w:rFonts w:ascii="TH SarabunPSK" w:hAnsi="TH SarabunPSK" w:cs="TH SarabunPSK" w:hint="cs"/>
-          <w:snapToGrid w:val="0"/>
-          <w:sz w:val="32"/>
-          <w:szCs w:val="32"/>
-          <w:cs/>
-          <w:lang w:eastAsia="th-TH"/>
-        </w:rPr>
-        <w:t>..........</w:t>
-      </w:r>
-      <w:r>
-        <w:rPr>
-          <w:rFonts w:ascii="TH SarabunPSK" w:hAnsi="TH SarabunPSK" w:cs="TH SarabunPSK"/>
-          <w:snapToGrid w:val="0"/>
-          <w:sz w:val="32"/>
-          <w:szCs w:val="32"/>
-          <w:cs/>
-          <w:lang w:eastAsia="th-TH"/>
-        </w:rPr>
-        <w:t>กรรมกา</w:t>
-      </w:r>
-      <w:r>
-        <w:rPr>
-          <w:rFonts w:ascii="TH SarabunPSK" w:hAnsi="TH SarabunPSK" w:cs="TH SarabunPSK" w:hint="cs"/>
-          <w:snapToGrid w:val="0"/>
-          <w:sz w:val="32"/>
-          <w:szCs w:val="32"/>
-          <w:cs/>
-          <w:lang w:eastAsia="th-TH"/>
-        </w:rPr>
-        <w:t>ร</w:t>
-      </w:r>
-      <w:r>
-        <w:rPr>
-          <w:rFonts w:ascii="TH SarabunPSK" w:hAnsi="TH SarabunPSK" w:cs="TH SarabunPSK"/>
-          <w:snapToGrid w:val="0"/>
-          <w:sz w:val="32"/>
-          <w:szCs w:val="32"/>
-          <w:lang w:eastAsia="th-TH"/>
-        </w:rPr>
-        <w:t xml:space="preserve">        </w:t>
-      </w:r>
-      <w:r>
-        <w:rPr>
-          <w:rFonts w:ascii="TH SarabunPSK" w:hAnsi="TH SarabunPSK" w:cs="TH SarabunPSK"/>
-          <w:snapToGrid w:val="0"/>
-          <w:sz w:val="32"/>
-          <w:szCs w:val="32"/>
-          <w:lang w:eastAsia="th-TH"/>
-        </w:rPr>
-        <w:t xml:space="preserve"> </w:t>
-      </w:r>
-      <w:r>
-        <w:rPr>
-          <w:rFonts w:ascii="TH SarabunPSK" w:hAnsi="TH SarabunPSK" w:cs="TH SarabunPSK" w:hint="cs"/>
-          <w:snapToGrid w:val="0"/>
-          <w:sz w:val="32"/>
-          <w:szCs w:val="32"/>
-          <w:cs/>
-          <w:lang w:eastAsia="th-TH"/>
-        </w:rPr>
-        <w:t>(</w:t>
-      </w:r>
-      <w:r>
-        <w:rPr>
-          <w:rFonts w:ascii="TH SarabunPSK" w:hAnsi="TH SarabunPSK" w:cs="TH SarabunPSK"/>
-          <w:snapToGrid w:val="0"/>
-          <w:sz w:val="32"/>
-          <w:szCs w:val="32"/>
-          <w:cs/>
-          <w:lang w:eastAsia="th-TH"/>
-        </w:rPr>
-        <w:t>ลงชื่อ</w:t>
-      </w:r>
-      <w:r>
-        <w:rPr>
-          <w:rFonts w:ascii="TH SarabunPSK" w:hAnsi="TH SarabunPSK" w:cs="TH SarabunPSK" w:hint="cs"/>
-          <w:snapToGrid w:val="0"/>
-          <w:sz w:val="32"/>
-          <w:szCs w:val="32"/>
-          <w:cs/>
-          <w:lang w:eastAsia="th-TH"/>
-        </w:rPr>
-        <w:t>)</w:t>
-      </w:r>
-      <w:r>
-        <w:rPr>
-          <w:rFonts w:ascii="TH SarabunPSK" w:hAnsi="TH SarabunPSK" w:cs="TH SarabunPSK"/>
-          <w:snapToGrid w:val="0"/>
-          <w:sz w:val="32"/>
-          <w:szCs w:val="32"/>
-          <w:cs/>
-          <w:lang w:eastAsia="th-TH"/>
-        </w:rPr>
-        <w:t>..........</w:t>
-      </w:r>
-      <w:r>
-        <w:rPr>
-          <w:rFonts w:ascii="TH SarabunPSK" w:hAnsi="TH SarabunPSK" w:cs="TH SarabunPSK" w:hint="cs"/>
-          <w:snapToGrid w:val="0"/>
-          <w:sz w:val="32"/>
-          <w:szCs w:val="32"/>
-          <w:cs/>
-          <w:lang w:eastAsia="th-TH"/>
-        </w:rPr>
-        <w:t>.......</w:t>
-      </w:r>
-      <w:r>
-        <w:rPr>
-          <w:rFonts w:ascii="TH SarabunPSK" w:hAnsi="TH SarabunPSK" w:cs="TH SarabunPSK"/>
-          <w:snapToGrid w:val="0"/>
-          <w:sz w:val="32"/>
-          <w:szCs w:val="32"/>
-          <w:cs/>
-          <w:lang w:eastAsia="th-TH"/>
-        </w:rPr>
-        <w:t>.......................</w:t>
-      </w:r>
-      <w:r>
-        <w:rPr>
-          <w:rFonts w:ascii="TH SarabunPSK" w:hAnsi="TH SarabunPSK" w:cs="TH SarabunPSK" w:hint="cs"/>
-          <w:snapToGrid w:val="0"/>
-          <w:sz w:val="32"/>
-          <w:szCs w:val="32"/>
-          <w:cs/>
-          <w:lang w:eastAsia="th-TH"/>
-        </w:rPr>
-        <w:t>..........</w:t>
-      </w:r>
-      <w:r>
-        <w:rPr>
-          <w:rFonts w:ascii="TH SarabunPSK" w:hAnsi="TH SarabunPSK" w:cs="TH SarabunPSK"/>
-          <w:snapToGrid w:val="0"/>
-          <w:sz w:val="32"/>
-          <w:szCs w:val="32"/>
-          <w:cs/>
-          <w:lang w:eastAsia="th-TH"/>
-        </w:rPr>
-        <w:t>กรรมกา</w:t>
-      </w:r>
-      <w:r>
-        <w:rPr>
-          <w:rFonts w:ascii="TH SarabunPSK" w:hAnsi="TH SarabunPSK" w:cs="TH SarabunPSK" w:hint="cs"/>
-          <w:snapToGrid w:val="0"/>
-          <w:sz w:val="32"/>
-          <w:szCs w:val="32"/>
-          <w:cs/>
-          <w:lang w:eastAsia="th-TH"/>
-        </w:rPr>
-        <w:t>ร</w:t>
-      </w:r>
-    </w:p>
-    <w:p>
-      <w:pPr>
-        <w:widowControl w:val="0"/>
-        <w:tabs>
-          <w:tab w:val="left" w:pos="1067"/>
-          <w:tab w:val="left" w:pos="2134"/>
-          <w:tab w:val="left" w:pos="3201"/>
-          <w:tab w:val="left" w:pos="4268"/>
-          <w:tab w:val="left" w:pos="5335"/>
-          <w:tab w:val="left" w:pos="6402"/>
-          <w:tab w:val="left" w:pos="7469"/>
-          <w:tab w:val="left" w:pos="8536"/>
-          <w:tab w:val="left" w:pos="9589"/>
-          <w:tab w:val="left" w:pos="10941"/>
-        </w:tabs>
-        <w:jc w:val="both"/>
-        <w:rPr>
-          <w:rFonts w:ascii="TH SarabunPSK" w:hAnsi="TH SarabunPSK" w:cs="TH SarabunPSK"/>
-          <w:snapToGrid w:val="0"/>
-          <w:sz w:val="32"/>
-          <w:szCs w:val="32"/>
-          <w:cs/>
-          <w:lang w:eastAsia="th-TH"/>
-        </w:rPr>
-      </w:pPr>
-      <w:r>
-        <w:rPr>
-          <w:rFonts w:ascii="TH SarabunPSK" w:hAnsi="TH SarabunPSK" w:cs="TH SarabunPSK" w:hint="cs"/>
-          <w:snapToGrid w:val="0"/>
-          <w:sz w:val="32"/>
-          <w:szCs w:val="32"/>
-          <w:cs/>
-          <w:lang w:eastAsia="th-TH"/>
-        </w:rPr>
-        <w:t xml:space="preserve">          </w:t>
-      </w:r>
-      <w:r>
-        <w:rPr>
-          <w:rFonts w:ascii="TH SarabunPSK" w:hAnsi="TH SarabunPSK" w:cs="TH SarabunPSK"/>
-          <w:snapToGrid w:val="0"/>
-          <w:sz w:val="32"/>
-          <w:szCs w:val="32"/>
-          <w:lang w:eastAsia="th-TH"/>
-        </w:rPr>
-        <w:t xml:space="preserve"> </w:t>
-      </w:r>
-      <w:r>
-        <w:rPr>
-          <w:rFonts w:ascii="TH SarabunPSK" w:hAnsi="TH SarabunPSK" w:cs="TH SarabunPSK"/>
-          <w:snapToGrid w:val="0"/>
-          <w:sz w:val="32"/>
-          <w:szCs w:val="32"/>
-          <w:cs/>
-          <w:lang w:eastAsia="th-TH"/>
-        </w:rPr>
-        <w:t>(</w:t>
-      </w:r>
-      <w:r>
-        <w:rPr>
-          <w:rFonts w:ascii="TH SarabunPSK" w:hAnsi="TH SarabunPSK" w:cs="TH SarabunPSK" w:hint="cs"/>
-          <w:snapToGrid w:val="0"/>
-          <w:color w:val="000000"/>
-          <w:sz w:val="32"/>
-          <w:szCs w:val="32"/>
-          <w:cs/>
-          <w:lang w:eastAsia="th-TH"/>
-        </w:rPr>
-        <w:t>[ชื่อกรรมการ2]</w:t>
-      </w:r>
-      <w:r>
-        <w:rPr>
-          <w:rFonts w:ascii="TH SarabunPSK" w:hAnsi="TH SarabunPSK" w:cs="TH SarabunPSK" w:hint="cs"/>
-          <w:snapToGrid w:val="0"/>
-          <w:sz w:val="32"/>
-          <w:szCs w:val="32"/>
-          <w:cs/>
-          <w:lang w:eastAsia="th-TH"/>
-        </w:rPr>
-        <w:t>)</w:t>
-      </w:r>
-      <w:r>
-        <w:rPr>
-          <w:rFonts w:ascii="TH SarabunPSK" w:hAnsi="TH SarabunPSK" w:cs="TH SarabunPSK"/>
-          <w:snapToGrid w:val="0"/>
-          <w:sz w:val="32"/>
-          <w:szCs w:val="32"/>
-          <w:lang w:eastAsia="th-TH"/>
-        </w:rPr>
-        <w:tab/>
-      </w:r>
-      <w:r>
-        <w:rPr>
-          <w:rFonts w:ascii="TH SarabunPSK" w:hAnsi="TH SarabunPSK" w:cs="TH SarabunPSK"/>
-          <w:snapToGrid w:val="0"/>
-          <w:sz w:val="32"/>
-          <w:szCs w:val="32"/>
-          <w:lang w:eastAsia="th-TH"/>
-        </w:rPr>
-        <w:tab/>
-      </w:r>
-      <w:r>
-        <w:rPr>
-          <w:rFonts w:ascii="TH SarabunPSK" w:hAnsi="TH SarabunPSK" w:cs="TH SarabunPSK" w:hint="cs"/>
-          <w:snapToGrid w:val="0"/>
-          <w:sz w:val="32"/>
-          <w:szCs w:val="32"/>
-          <w:cs/>
-          <w:lang w:eastAsia="th-TH"/>
-        </w:rPr>
-        <w:t xml:space="preserve">                   (</w:t>
-      </w:r>
-      <w:r>
-        <w:rPr>
-          <w:rFonts w:ascii="TH SarabunPSK" w:hAnsi="TH SarabunPSK" w:cs="TH SarabunPSK" w:hint="cs"/>
-          <w:snapToGrid w:val="0"/>
-          <w:color w:val="000000"/>
-          <w:sz w:val="32"/>
-          <w:szCs w:val="32"/>
-          <w:cs/>
-          <w:lang w:eastAsia="th-TH"/>
-        </w:rPr>
-        <w:t>[ชื่อกรรมการ3]</w:t>
-      </w:r>
-      <w:r>
-        <w:rPr>
-          <w:rFonts w:ascii="TH SarabunPSK" w:hAnsi="TH SarabunPSK" w:cs="TH SarabunPSK" w:hint="cs"/>
-          <w:snapToGrid w:val="0"/>
-          <w:sz w:val="32"/>
-          <w:szCs w:val="32"/>
-          <w:cs/>
-          <w:lang w:eastAsia="th-TH"/>
-        </w:rPr>
-        <w:t>)</w:t>
-      </w:r>
-    </w:p>
-    <w:p>
-      <w:pPr>
-        <w:widowControl w:val="0"/>
-        <w:tabs>
-          <w:tab w:val="left" w:pos="1067"/>
-          <w:tab w:val="left" w:pos="2134"/>
-          <w:tab w:val="left" w:pos="3201"/>
-          <w:tab w:val="left" w:pos="4268"/>
-          <w:tab w:val="left" w:pos="5335"/>
-          <w:tab w:val="left" w:pos="6402"/>
-          <w:tab w:val="left" w:pos="7469"/>
-          <w:tab w:val="left" w:pos="8536"/>
-          <w:tab w:val="left" w:pos="9589"/>
-          <w:tab w:val="left" w:pos="10941"/>
-        </w:tabs>
-        <w:jc w:val="both"/>
-        <w:rPr>
-          <w:rFonts w:ascii="TH SarabunPSK" w:hAnsi="TH SarabunPSK" w:cs="TH SarabunPSK"/>
-          <w:snapToGrid w:val="0"/>
-          <w:sz w:val="32"/>
-          <w:szCs w:val="32"/>
-          <w:cs/>
-          <w:lang w:eastAsia="th-TH"/>
-        </w:rPr>
-      </w:pPr>
-      <w:r>
-        <w:rPr>
-          <w:rFonts w:ascii="TH SarabunPSK" w:hAnsi="TH SarabunPSK" w:cs="TH SarabunPSK" w:hint="cs"/>
-          <w:snapToGrid w:val="0"/>
-          <w:sz w:val="32"/>
-          <w:szCs w:val="32"/>
-          <w:cs/>
-          <w:lang w:eastAsia="th-TH"/>
-        </w:rPr>
-        <w:t xml:space="preserve">            </w:t>
-      </w:r>
-      <w:r>
-        <w:rPr>
-          <w:rFonts w:ascii="TH SarabunPSK" w:hAnsi="TH SarabunPSK" w:cs="TH SarabunPSK"/>
-          <w:snapToGrid w:val="0"/>
-          <w:color w:val="000000"/>
-          <w:sz w:val="32"/>
-          <w:szCs w:val="32"/>
-          <w:cs/>
-          <w:lang w:eastAsia="th-TH"/>
-        </w:rPr>
-        <w:t>[ตำแหน่งกรรมการ2]</w:t>
-      </w:r>
-      <w:r>
-        <w:rPr>
-          <w:rFonts w:ascii="TH SarabunPSK" w:hAnsi="TH SarabunPSK" w:cs="TH SarabunPSK"/>
-          <w:snapToGrid w:val="0"/>
-          <w:sz w:val="32"/>
-          <w:szCs w:val="32"/>
-          <w:cs/>
-          <w:lang w:eastAsia="th-TH"/>
-        </w:rPr>
-        <w:tab/>
-      </w:r>
-      <w:r>
-        <w:rPr>
-          <w:rFonts w:ascii="TH SarabunPSK" w:hAnsi="TH SarabunPSK" w:cs="TH SarabunPSK"/>
-          <w:snapToGrid w:val="0"/>
-          <w:sz w:val="32"/>
-          <w:szCs w:val="32"/>
-          <w:lang w:eastAsia="th-TH"/>
-        </w:rPr>
-        <w:t xml:space="preserve">            </w:t>
-      </w:r>
-      <w:r>
-        <w:rPr>
-          <w:rFonts w:ascii="TH SarabunPSK" w:hAnsi="TH SarabunPSK" w:cs="TH SarabunPSK"/>
-          <w:snapToGrid w:val="0"/>
-          <w:sz w:val="32"/>
-          <w:szCs w:val="32"/>
-          <w:lang w:eastAsia="th-TH"/>
-        </w:rPr>
-        <w:tab/>
-      </w:r>
-      <w:r>
-        <w:rPr>
-          <w:rFonts w:ascii="TH SarabunPSK" w:hAnsi="TH SarabunPSK" w:cs="TH SarabunPSK"/>
-          <w:snapToGrid w:val="0"/>
-          <w:sz w:val="32"/>
-          <w:szCs w:val="32"/>
-          <w:lang w:eastAsia="th-TH"/>
-        </w:rPr>
-        <w:tab/>
-      </w:r>
-      <w:r>
-        <w:rPr>
-          <w:rFonts w:ascii="TH SarabunPSK" w:hAnsi="TH SarabunPSK" w:cs="TH SarabunPSK" w:hint="cs"/>
-          <w:snapToGrid w:val="0"/>
-          <w:sz w:val="32"/>
-          <w:szCs w:val="32"/>
-          <w:cs/>
-          <w:lang w:eastAsia="th-TH"/>
-        </w:rPr>
-        <w:t xml:space="preserve">   </w:t>
-      </w:r>
-      <w:r>
-        <w:rPr>
-          <w:rFonts w:ascii="TH SarabunPSK" w:hAnsi="TH SarabunPSK" w:cs="TH SarabunPSK" w:hint="cs"/>
-          <w:snapToGrid w:val="0"/>
-          <w:color w:val="000000"/>
-          <w:sz w:val="32"/>
-          <w:szCs w:val="32"/>
-          <w:cs/>
-          <w:lang w:eastAsia="th-TH"/>
-        </w:rPr>
-        <w:t>[ตำแหน่งกรรมการ3]</w:t>
-      </w:r>
-    </w:p>
-    <w:p>
-      <w:pPr>
-        <w:ind w:right="-1"/>
-        <w:rPr>
-          <w:rFonts w:ascii="TH SarabunIT๙" w:hAnsi="TH SarabunIT๙" w:cs="TH SarabunIT๙"/>
-          <w:sz w:val="32"/>
-          <w:szCs w:val="32"/>
-        </w:rPr>
-      </w:pPr>
-    </w:p>
-    <w:p>
-      <w:pPr>
-        <w:ind w:right="-1"/>
-        <w:rPr>
-          <w:rFonts w:ascii="TH SarabunIT๙" w:hAnsi="TH SarabunIT๙" w:cs="TH SarabunIT๙"/>
-          <w:sz w:val="32"/>
-          <w:szCs w:val="32"/>
-        </w:rPr>
-      </w:pPr>
-    </w:p>
-    <w:p>
-      <w:pPr>
-        <w:widowControl w:val="0"/>
-        <w:rPr>
-          <w:rFonts w:ascii="TH SarabunPSK" w:hAnsi="TH SarabunPSK" w:cs="TH SarabunPSK"/>
-          <w:snapToGrid w:val="0"/>
-          <w:sz w:val="32"/>
-          <w:szCs w:val="32"/>
-          <w:lang w:eastAsia="th-TH"/>
-        </w:rPr>
-      </w:pPr>
-      <w:r>
-        <w:rPr>
-          <w:rFonts w:ascii="TH SarabunPSK" w:hAnsi="TH SarabunPSK" w:cs="TH SarabunPSK"/>
-          <w:snapToGrid w:val="0"/>
-          <w:sz w:val="32"/>
-          <w:szCs w:val="32"/>
-          <w:cs/>
-          <w:lang w:eastAsia="th-TH"/>
-        </w:rPr>
-        <w:tab/>
-      </w:r>
-      <w:r>
-        <w:rPr>
-          <w:rFonts w:ascii="TH SarabunPSK" w:hAnsi="TH SarabunPSK" w:cs="TH SarabunPSK"/>
-          <w:snapToGrid w:val="0"/>
-          <w:sz w:val="32"/>
-          <w:szCs w:val="32"/>
-          <w:cs/>
-          <w:lang w:eastAsia="th-TH"/>
-        </w:rPr>
-        <w:tab/>
-      </w:r>
-      <w:r>
-        <w:rPr>
-          <w:rFonts w:ascii="TH SarabunPSK" w:hAnsi="TH SarabunPSK" w:cs="TH SarabunPSK"/>
-          <w:snapToGrid w:val="0"/>
-          <w:sz w:val="32"/>
-          <w:szCs w:val="32"/>
-          <w:cs/>
-          <w:lang w:eastAsia="th-TH"/>
-        </w:rPr>
-        <w:tab/>
-      </w:r>
-      <w:r>
-        <w:rPr>
-          <w:rFonts w:ascii="TH SarabunPSK" w:hAnsi="TH SarabunPSK" w:cs="TH SarabunPSK"/>
-          <w:snapToGrid w:val="0"/>
-          <w:sz w:val="32"/>
-          <w:szCs w:val="32"/>
-          <w:cs/>
-          <w:lang w:eastAsia="th-TH"/>
-        </w:rPr>
-        <w:tab/>
-      </w:r>
-      <w:r>
-        <w:rPr>
-          <w:rFonts w:ascii="TH SarabunPSK" w:hAnsi="TH SarabunPSK" w:cs="TH SarabunPSK"/>
-          <w:snapToGrid w:val="0"/>
-          <w:sz w:val="32"/>
-          <w:szCs w:val="32"/>
-          <w:cs/>
-          <w:lang w:eastAsia="th-TH"/>
-        </w:rPr>
-        <w:tab/>
-      </w:r>
-      <w:r>
-        <w:rPr>
-          <w:rFonts w:ascii="TH SarabunPSK" w:hAnsi="TH SarabunPSK" w:cs="TH SarabunPSK"/>
-          <w:snapToGrid w:val="0"/>
-          <w:sz w:val="32"/>
-          <w:szCs w:val="32"/>
-          <w:cs/>
-          <w:lang w:eastAsia="th-TH"/>
-        </w:rPr>
-        <w:tab/>
-      </w:r>
-      <w:r>
-        <w:rPr>
-          <w:rFonts w:ascii="TH SarabunPSK" w:hAnsi="TH SarabunPSK" w:cs="TH SarabunPSK"/>
-          <w:snapToGrid w:val="0"/>
-          <w:sz w:val="32"/>
-          <w:szCs w:val="32"/>
-          <w:cs/>
-          <w:lang w:eastAsia="th-TH"/>
-        </w:rPr>
-        <w:tab/>
-      </w:r>
-      <w:r>
-        <w:rPr>
-          <w:rFonts w:ascii="TH SarabunPSK" w:hAnsi="TH SarabunPSK" w:cs="TH SarabunPSK"/>
-          <w:snapToGrid w:val="0"/>
-          <w:sz w:val="32"/>
-          <w:szCs w:val="32"/>
-          <w:cs/>
-          <w:lang w:eastAsia="th-TH"/>
-        </w:rPr>
-        <w:tab/>
-      </w:r>
-      <w:r>
-        <w:rPr>
-          <w:rFonts w:ascii="TH SarabunPSK" w:hAnsi="TH SarabunPSK" w:cs="TH SarabunPSK"/>
-          <w:snapToGrid w:val="0"/>
-          <w:sz w:val="32"/>
-          <w:szCs w:val="32"/>
-          <w:cs/>
-          <w:lang w:eastAsia="th-TH"/>
-        </w:rPr>
-        <w:tab/>
-      </w:r>
-      <w:r>
-        <w:rPr>
-          <w:rFonts w:ascii="TH SarabunPSK" w:hAnsi="TH SarabunPSK" w:cs="TH SarabunPSK" w:hint="cs"/>
-          <w:snapToGrid w:val="0"/>
-          <w:sz w:val="32"/>
-          <w:szCs w:val="32"/>
-          <w:cs/>
-          <w:lang w:eastAsia="th-TH"/>
-        </w:rPr>
-        <w:t>(นายพศิน  ภูแสน)</w:t>
-      </w:r>
-    </w:p>
-    <w:p>
-      <w:r>
-        <w:rPr>
-          <w:rFonts w:ascii="TH SarabunPSK" w:hAnsi="TH SarabunPSK" w:cs="TH SarabunPSK"/>
-          <w:snapToGrid w:val="0"/>
-          <w:sz w:val="32"/>
-          <w:szCs w:val="32"/>
-          <w:lang w:eastAsia="th-TH"/>
-        </w:rPr>
-        <w:tab/>
-      </w:r>
-      <w:r>
-        <w:rPr>
-          <w:rFonts w:ascii="TH SarabunPSK" w:hAnsi="TH SarabunPSK" w:cs="TH SarabunPSK"/>
-          <w:snapToGrid w:val="0"/>
-          <w:sz w:val="32"/>
-          <w:szCs w:val="32"/>
-          <w:lang w:eastAsia="th-TH"/>
-        </w:rPr>
-        <w:tab/>
-      </w:r>
-      <w:r>
-        <w:rPr>
-          <w:rFonts w:ascii="TH SarabunPSK" w:hAnsi="TH SarabunPSK" w:cs="TH SarabunPSK"/>
-          <w:snapToGrid w:val="0"/>
-          <w:sz w:val="32"/>
-          <w:szCs w:val="32"/>
-          <w:lang w:eastAsia="th-TH"/>
-        </w:rPr>
-        <w:tab/>
-      </w:r>
-      <w:r>
-        <w:rPr>
-          <w:rFonts w:ascii="TH SarabunPSK" w:hAnsi="TH SarabunPSK" w:cs="TH SarabunPSK"/>
-          <w:snapToGrid w:val="0"/>
-          <w:sz w:val="32"/>
-          <w:szCs w:val="32"/>
-          <w:lang w:eastAsia="th-TH"/>
-        </w:rPr>
-        <w:tab/>
-      </w:r>
-      <w:r>
-        <w:rPr>
-          <w:rFonts w:ascii="TH SarabunPSK" w:hAnsi="TH SarabunPSK" w:cs="TH SarabunPSK"/>
-          <w:snapToGrid w:val="0"/>
-          <w:sz w:val="32"/>
-          <w:szCs w:val="32"/>
-          <w:lang w:eastAsia="th-TH"/>
-        </w:rPr>
-        <w:tab/>
-      </w:r>
-      <w:r>
-        <w:rPr>
-          <w:rFonts w:ascii="TH SarabunPSK" w:hAnsi="TH SarabunPSK" w:cs="TH SarabunPSK"/>
-          <w:snapToGrid w:val="0"/>
-          <w:sz w:val="32"/>
-          <w:szCs w:val="32"/>
-          <w:lang w:eastAsia="th-TH"/>
-        </w:rPr>
-        <w:tab/>
-      </w:r>
-      <w:r>
-        <w:rPr>
-          <w:rFonts w:ascii="TH SarabunPSK" w:hAnsi="TH SarabunPSK" w:cs="TH SarabunPSK"/>
-          <w:snapToGrid w:val="0"/>
-          <w:sz w:val="32"/>
-          <w:szCs w:val="32"/>
-          <w:lang w:eastAsia="th-TH"/>
-        </w:rPr>
-        <w:tab/>
-        <w:t xml:space="preserve">         </w:t>
-      </w:r>
-      <w:r>
-        <w:rPr>
-          <w:rFonts w:ascii="TH SarabunPSK" w:hAnsi="TH SarabunPSK" w:cs="TH SarabunPSK" w:hint="cs"/>
-          <w:snapToGrid w:val="0"/>
-          <w:sz w:val="32"/>
-          <w:szCs w:val="32"/>
-          <w:cs/>
-          <w:lang w:eastAsia="th-TH"/>
-        </w:rPr>
-        <w:t>ปลัดองค์การบริหารส่วนตำบลคลองด่าน</w:t>
-      </w:r>
-    </w:p>
-    <w:p>
-      <w:pPr>
-        <w:widowControl w:val="0"/>
-        <w:spacing w:line="276" w:lineRule="auto"/>
-        <w:suppressOverlap/>
-        <w:rPr>
-          <w:rFonts w:ascii="TH SarabunPSK" w:hAnsi="TH SarabunPSK" w:cs="TH SarabunPSK"/>
-          <w:snapToGrid w:val="0"/>
-          <w:sz w:val="32"/>
-          <w:szCs w:val="32"/>
-          <w:lang w:eastAsia="th-TH"/>
-        </w:rPr>
-      </w:pPr>
-      <w:r>
-        <w:rPr>
-          <w:rFonts w:ascii="TH SarabunPSK" w:hAnsi="TH SarabunPSK" w:cs="TH SarabunPSK"/>
-          <w:snapToGrid w:val="0"/>
-          <w:sz w:val="32"/>
-          <w:szCs w:val="32"/>
-          <w:lang w:eastAsia="th-TH"/>
-        </w:rPr>
-        <w:t xml:space="preserve">   </w:t>
-      </w:r>
-      <w:r>
-        <w:rPr>
-          <w:rFonts w:ascii="TH SarabunPSK" w:hAnsi="TH SarabunPSK" w:cs="TH SarabunPSK" w:hint="cs"/>
-          <w:snapToGrid w:val="0"/>
-          <w:sz w:val="32"/>
-          <w:szCs w:val="32"/>
-          <w:lang w:eastAsia="th-TH"/>
-        </w:rPr>
-        <w:sym w:font="Wingdings" w:char="F06F"/>
-      </w:r>
-      <w:r>
-        <w:rPr>
-          <w:rFonts w:ascii="TH SarabunPSK" w:hAnsi="TH SarabunPSK" w:cs="TH SarabunPSK" w:hint="cs"/>
-          <w:snapToGrid w:val="0"/>
-          <w:sz w:val="32"/>
-          <w:szCs w:val="32"/>
-          <w:cs/>
-          <w:lang w:eastAsia="th-TH"/>
-        </w:rPr>
-        <w:t xml:space="preserve">  อนุมัติ</w:t>
-      </w:r>
-    </w:p>
-    <w:p>
-      <w:pPr>
-        <w:widowControl w:val="0"/>
-        <w:spacing w:line="276" w:lineRule="auto"/>
-        <w:suppressOverlap/>
-        <w:rPr>
-          <w:rFonts w:ascii="TH SarabunPSK" w:hAnsi="TH SarabunPSK" w:cs="TH SarabunPSK"/>
-          <w:snapToGrid w:val="0"/>
-          <w:sz w:val="32"/>
-          <w:szCs w:val="32"/>
-          <w:lang w:eastAsia="th-TH"/>
-        </w:rPr>
-      </w:pPr>
-      <w:r>
-        <w:rPr>
-          <w:rFonts w:ascii="TH SarabunPSK" w:hAnsi="TH SarabunPSK" w:cs="TH SarabunPSK"/>
-          <w:snapToGrid w:val="0"/>
-          <w:sz w:val="32"/>
-          <w:szCs w:val="32"/>
-          <w:lang w:eastAsia="th-TH"/>
-        </w:rPr>
-        <w:t xml:space="preserve">   </w:t>
-      </w:r>
-      <w:r>
-        <w:rPr>
-          <w:rFonts w:ascii="TH SarabunPSK" w:hAnsi="TH SarabunPSK" w:cs="TH SarabunPSK" w:hint="cs"/>
-          <w:snapToGrid w:val="0"/>
-          <w:sz w:val="32"/>
-          <w:szCs w:val="32"/>
-          <w:lang w:eastAsia="th-TH"/>
-        </w:rPr>
-        <w:sym w:font="Wingdings" w:char="F06F"/>
-      </w:r>
-      <w:r>
-        <w:rPr>
-          <w:rFonts w:ascii="TH SarabunPSK" w:hAnsi="TH SarabunPSK" w:cs="TH SarabunPSK" w:hint="cs"/>
-          <w:snapToGrid w:val="0"/>
-          <w:sz w:val="32"/>
-          <w:szCs w:val="32"/>
-          <w:cs/>
-          <w:lang w:eastAsia="th-TH"/>
-        </w:rPr>
-        <w:t xml:space="preserve">  ไม่อนุมัติ</w:t>
-      </w:r>
-    </w:p>
-    <w:p>
-      <w:pPr>
-        <w:widowControl w:val="0"/>
-        <w:spacing w:line="276" w:lineRule="auto"/>
-        <w:suppressOverlap/>
-        <w:rPr>
-          <w:rFonts w:ascii="TH SarabunPSK" w:hAnsi="TH SarabunPSK" w:cs="TH SarabunPSK"/>
-          <w:snapToGrid w:val="0"/>
-          <w:sz w:val="32"/>
-          <w:szCs w:val="32"/>
-          <w:lang w:eastAsia="th-TH"/>
-        </w:rPr>
-      </w:pPr>
-    </w:p>
-    <w:p>
-      <w:pPr>
-        <w:widowControl w:val="0"/>
-        <w:spacing w:line="276" w:lineRule="auto"/>
-        <w:suppressOverlap/>
-        <w:rPr>
-          <w:rFonts w:ascii="TH SarabunPSK" w:hAnsi="TH SarabunPSK" w:cs="TH SarabunPSK"/>
-          <w:snapToGrid w:val="0"/>
-          <w:sz w:val="32"/>
-          <w:szCs w:val="32"/>
-          <w:lang w:eastAsia="th-TH"/>
-        </w:rPr>
-      </w:pPr>
-      <w:r>
-        <w:rPr>
-          <w:rFonts w:ascii="TH SarabunPSK" w:hAnsi="TH SarabunPSK" w:cs="TH SarabunPSK" w:hint="cs"/>
-          <w:snapToGrid w:val="0"/>
-          <w:sz w:val="32"/>
-          <w:szCs w:val="32"/>
-          <w:cs/>
-          <w:lang w:eastAsia="th-TH"/>
-        </w:rPr>
-        <w:t xml:space="preserve">      </w:t>
-      </w:r>
-      <w:r>
-        <w:rPr>
-          <w:rFonts w:ascii="TH SarabunPSK" w:hAnsi="TH SarabunPSK" w:cs="TH SarabunPSK" w:hint="cs"/>
-          <w:snapToGrid w:val="0"/>
-          <w:sz w:val="32"/>
-          <w:szCs w:val="32"/>
-          <w:cs/>
-          <w:lang w:eastAsia="th-TH"/>
-        </w:rPr>
-        <w:t xml:space="preserve"> (นาย</w:t>
-      </w:r>
-      <w:r>
-        <w:rPr>
-          <w:rFonts w:ascii="TH SarabunPSK" w:hAnsi="TH SarabunPSK" w:cs="TH SarabunPSK" w:hint="cs"/>
-          <w:snapToGrid w:val="0"/>
-          <w:sz w:val="32"/>
-          <w:szCs w:val="32"/>
-          <w:cs/>
-          <w:lang w:eastAsia="th-TH"/>
-        </w:rPr>
-        <w:t>ณัฐนันท์  จิรนนท์เสถียร</w:t>
-      </w:r>
-      <w:r>
-        <w:rPr>
-          <w:rFonts w:ascii="TH SarabunPSK" w:hAnsi="TH SarabunPSK" w:cs="TH SarabunPSK" w:hint="cs"/>
-          <w:snapToGrid w:val="0"/>
-          <w:sz w:val="32"/>
-          <w:szCs w:val="32"/>
-          <w:cs/>
-          <w:lang w:eastAsia="th-TH"/>
-        </w:rPr>
-        <w:t>)</w:t>
-      </w:r>
-    </w:p>
-    <w:p>
-      <w:r>
-        <w:rPr>
-          <w:rFonts w:ascii="TH SarabunPSK" w:hAnsi="TH SarabunPSK" w:cs="TH SarabunPSK" w:hint="cs"/>
-          <w:snapToGrid w:val="0"/>
-          <w:sz w:val="32"/>
-          <w:szCs w:val="32"/>
-          <w:cs/>
-          <w:lang w:eastAsia="th-TH"/>
-        </w:rPr>
-        <w:t xml:space="preserve"> </w:t>
-      </w:r>
-      <w:r>
-        <w:rPr>
-          <w:rFonts w:ascii="TH SarabunPSK" w:hAnsi="TH SarabunPSK" w:cs="TH SarabunPSK" w:hint="cs"/>
-          <w:snapToGrid w:val="0"/>
-          <w:sz w:val="32"/>
-          <w:szCs w:val="32"/>
-          <w:cs/>
-          <w:lang w:eastAsia="th-TH"/>
-        </w:rPr>
-        <w:t>นายกองค์การบริหารส</w:t>
-      </w:r>
-      <w:r>
-        <w:rPr>
-          <w:rFonts w:ascii="TH SarabunPSK" w:hAnsi="TH SarabunPSK" w:cs="TH SarabunPSK" w:hint="cs"/>
-          <w:snapToGrid w:val="0"/>
-          <w:sz w:val="32"/>
-          <w:szCs w:val="32"/>
-          <w:cs/>
-          <w:lang w:eastAsia="th-TH"/>
-        </w:rPr>
-        <w:t>่ว</w:t>
-      </w:r>
-      <w:r>
-        <w:rPr>
-          <w:rFonts w:ascii="TH SarabunPSK" w:hAnsi="TH SarabunPSK" w:cs="TH SarabunPSK" w:hint="cs"/>
-          <w:snapToGrid w:val="0"/>
-          <w:sz w:val="32"/>
-          <w:szCs w:val="32"/>
-          <w:cs/>
-          <w:lang w:eastAsia="th-TH"/>
-        </w:rPr>
-        <w:t>นตำบลคลองด่าน</w:t>
-      </w:r>
-    </w:p>
+    <w:tbl>
+      <w:tblPr>
+        <w:tblStyle w:val="TableGrid"/>
+        <w:tblW w:w="9072" w:type="dxa"/>
+        <w:tblInd w:w="-5" w:type="dxa"/>
+        <w:tblBorders>
+          <w:top w:val="none" w:sz="0" w:space="0" w:color="auto"/>
+          <w:left w:val="none" w:sz="0" w:space="0" w:color="auto"/>
+          <w:bottom w:val="none" w:sz="0" w:space="0" w:color="auto"/>
+          <w:right w:val="none" w:sz="0" w:space="0" w:color="auto"/>
+          <w:insideH w:val="none" w:sz="0" w:space="0" w:color="auto"/>
+          <w:insideV w:val="none" w:sz="0" w:space="0" w:color="auto"/>
+        </w:tblBorders>
+        <w:tblLook w:val="04A0" w:firstRow="1" w:lastRow="0" w:firstColumn="1" w:lastColumn="0" w:noHBand="0" w:noVBand="1"/>
+      </w:tblPr>
+      <w:tblGrid>
+        <w:gridCol w:w="4395"/>
+        <w:gridCol w:w="4677"/>
+      </w:tblGrid>
+      <w:tr>
+        <w:tc>
+          <w:tcPr>
+            <w:tcW w:w="4395" w:type="dxa"/>
+          </w:tcPr>
+          <w:p>
+            <w:pPr>
+              <w:ind w:right="-1"/>
+              <w:jc w:val="center"/>
+              <w:rPr>
+                <w:rFonts w:ascii="TH SarabunIT๙" w:hAnsi="TH SarabunIT๙" w:cs="TH SarabunIT๙"/>
+                <w:sz w:val="32"/>
+                <w:szCs w:val="32"/>
+              </w:rPr>
+            </w:pPr>
+          </w:p>
+        </w:tc>
+        <w:tc>
+          <w:tcPr>
+            <w:tcW w:w="4677" w:type="dxa"/>
+          </w:tcPr>
+          <w:p>
+            <w:pPr>
+              <w:ind w:right="-1"/>
+              <w:jc w:val="center"/>
+              <w:rPr>
+                <w:rFonts w:ascii="TH SarabunIT๙" w:hAnsi="TH SarabunIT๙" w:cs="TH SarabunIT๙"/>
+                <w:sz w:val="32"/>
+                <w:szCs w:val="32"/>
+              </w:rPr>
+            </w:pPr>
+          </w:p>
+        </w:tc>
+      </w:tr>
+      <w:tr>
+        <w:tc>
+          <w:tcPr>
+            <w:tcW w:w="4395" w:type="dxa"/>
+          </w:tcPr>
+          <w:p>
+            <w:pPr>
+              <w:ind w:right="-1"/>
+              <w:jc w:val="center"/>
+              <w:rPr>
+                <w:rFonts w:ascii="TH SarabunPSK" w:hAnsi="TH SarabunPSK" w:cs="TH SarabunPSK"/>
+                <w:snapToGrid w:val="0"/>
+                <w:sz w:val="32"/>
+                <w:szCs w:val="32"/>
+                <w:cs/>
+                <w:lang w:eastAsia="th-TH"/>
+              </w:rPr>
+            </w:pPr>
+            <w:r>
+              <w:rPr>
+                <w:rFonts w:ascii="TH SarabunPSK" w:hAnsi="TH SarabunPSK" w:cs="TH SarabunPSK" w:hint="cs"/>
+                <w:snapToGrid w:val="0"/>
+                <w:sz w:val="32"/>
+                <w:szCs w:val="32"/>
+                <w:cs/>
+                <w:lang w:eastAsia="th-TH"/>
+              </w:rPr>
+              <w:t>ความเห็นของหัวหน้าหน่วยงานของรัฐ</w:t>
+            </w:r>
+          </w:p>
+        </w:tc>
+        <w:tc>
+          <w:tcPr>
+            <w:tcW w:w="4677" w:type="dxa"/>
+          </w:tcPr>
+          <w:p>
+            <w:pPr>
+              <w:ind w:right="-1"/>
+              <w:jc w:val="center"/>
+              <w:rPr>
+                <w:rFonts w:ascii="TH SarabunIT๙" w:hAnsi="TH SarabunIT๙" w:cs="TH SarabunIT๙"/>
+                <w:sz w:val="32"/>
+                <w:szCs w:val="32"/>
+                <w:cs/>
+              </w:rPr>
+            </w:pPr>
+            <w:r>
+              <w:rPr>
+                <w:rFonts w:ascii="TH SarabunPSK" w:hAnsi="TH SarabunPSK" w:cs="TH SarabunPSK" w:hint="cs"/>
+                <w:snapToGrid w:val="0"/>
+                <w:sz w:val="32"/>
+                <w:szCs w:val="32"/>
+                <w:cs/>
+                <w:lang w:eastAsia="th-TH"/>
+              </w:rPr>
+              <w:t>(นายพศิน  ภูแสน)</w:t>
+            </w:r>
+          </w:p>
+        </w:tc>
+      </w:tr>
+      <w:tr>
+        <w:tc>
+          <w:tcPr>
+            <w:tcW w:w="4395" w:type="dxa"/>
+          </w:tcPr>
+          <w:p>
+            <w:pPr>
+              <w:ind w:right="-1"/>
+              <w:rPr>
+                <w:rFonts w:ascii="TH SarabunPSK" w:hAnsi="TH SarabunPSK" w:cs="TH SarabunPSK"/>
+                <w:snapToGrid w:val="0"/>
+                <w:sz w:val="32"/>
+                <w:szCs w:val="32"/>
+                <w:cs/>
+                <w:lang w:eastAsia="th-TH"/>
+              </w:rPr>
+            </w:pPr>
+            <w:r>
+              <w:rPr>
+                <w:rFonts w:ascii="TH SarabunPSK" w:hAnsi="TH SarabunPSK" w:cs="TH SarabunPSK" w:hint="cs"/>
+                <w:snapToGrid w:val="0"/>
+                <w:sz w:val="32"/>
+                <w:szCs w:val="32"/>
+                <w:lang w:eastAsia="th-TH"/>
+              </w:rPr>
+              <w:sym w:font="Wingdings" w:char="F06F"/>
+            </w:r>
+            <w:r>
+              <w:rPr>
+                <w:rFonts w:ascii="TH SarabunPSK" w:hAnsi="TH SarabunPSK" w:cs="TH SarabunPSK" w:hint="cs"/>
+                <w:snapToGrid w:val="0"/>
+                <w:sz w:val="32"/>
+                <w:szCs w:val="32"/>
+                <w:cs/>
+                <w:lang w:eastAsia="th-TH"/>
+              </w:rPr>
+              <w:t xml:space="preserve">  อนุมัติ</w:t>
+            </w:r>
+          </w:p>
+        </w:tc>
+        <w:tc>
+          <w:tcPr>
+            <w:tcW w:w="4677" w:type="dxa"/>
+          </w:tcPr>
+          <w:p>
+            <w:pPr>
+              <w:ind w:right="-1"/>
+              <w:jc w:val="center"/>
+              <w:rPr>
+                <w:rFonts w:ascii="TH SarabunIT๙" w:hAnsi="TH SarabunIT๙" w:cs="TH SarabunIT๙"/>
+                <w:sz w:val="32"/>
+                <w:szCs w:val="32"/>
+                <w:cs/>
+              </w:rPr>
+            </w:pPr>
+            <w:r>
+              <w:rPr>
+                <w:rFonts w:ascii="TH SarabunPSK" w:hAnsi="TH SarabunPSK" w:cs="TH SarabunPSK" w:hint="cs"/>
+                <w:snapToGrid w:val="0"/>
+                <w:sz w:val="32"/>
+                <w:szCs w:val="32"/>
+                <w:cs/>
+                <w:lang w:eastAsia="th-TH"/>
+              </w:rPr>
+              <w:t>ปลัดองค์การบริหารส่วนตำบลคลองด่าน</w:t>
+            </w:r>
+          </w:p>
+        </w:tc>
+      </w:tr>
+      <w:tr>
+        <w:tc>
+          <w:tcPr>
+            <w:tcW w:w="4395" w:type="dxa"/>
+          </w:tcPr>
+          <w:p>
+            <w:pPr>
+              <w:widowControl w:val="0"/>
+              <w:spacing w:line="276" w:lineRule="auto"/>
+              <w:suppressOverlap/>
+              <w:rPr>
+                <w:rFonts w:ascii="TH SarabunPSK" w:hAnsi="TH SarabunPSK" w:cs="TH SarabunPSK"/>
+                <w:snapToGrid w:val="0"/>
+                <w:sz w:val="32"/>
+                <w:szCs w:val="32"/>
+                <w:cs/>
+                <w:lang w:eastAsia="th-TH"/>
+              </w:rPr>
+            </w:pPr>
+            <w:r>
+              <w:rPr>
+                <w:rFonts w:ascii="TH SarabunPSK" w:hAnsi="TH SarabunPSK" w:cs="TH SarabunPSK" w:hint="cs"/>
+                <w:snapToGrid w:val="0"/>
+                <w:sz w:val="32"/>
+                <w:szCs w:val="32"/>
+                <w:lang w:eastAsia="th-TH"/>
+              </w:rPr>
+              <w:sym w:font="Wingdings" w:char="F06F"/>
+            </w:r>
+            <w:r>
+              <w:rPr>
+                <w:rFonts w:ascii="TH SarabunPSK" w:hAnsi="TH SarabunPSK" w:cs="TH SarabunPSK" w:hint="cs"/>
+                <w:snapToGrid w:val="0"/>
+                <w:sz w:val="32"/>
+                <w:szCs w:val="32"/>
+                <w:cs/>
+                <w:lang w:eastAsia="th-TH"/>
+              </w:rPr>
+              <w:t xml:space="preserve">  ไม่อนุมัติ</w:t>
+            </w:r>
+          </w:p>
+        </w:tc>
+        <w:tc>
+          <w:tcPr>
+            <w:tcW w:w="4677" w:type="dxa"/>
+          </w:tcPr>
+          <w:p>
+            <w:pPr>
+              <w:ind w:right="-1"/>
+              <w:jc w:val="center"/>
+              <w:rPr>
+                <w:rFonts w:ascii="TH SarabunPSK" w:hAnsi="TH SarabunPSK" w:cs="TH SarabunPSK"/>
+                <w:snapToGrid w:val="0"/>
+                <w:sz w:val="32"/>
+                <w:szCs w:val="32"/>
+                <w:cs/>
+                <w:lang w:eastAsia="th-TH"/>
+              </w:rPr>
+            </w:pPr>
+          </w:p>
+        </w:tc>
+      </w:tr>
+      <w:tr>
+        <w:tc>
+          <w:tcPr>
+            <w:tcW w:w="4395" w:type="dxa"/>
+          </w:tcPr>
+          <w:p>
+            <w:pPr>
+              <w:widowControl w:val="0"/>
+              <w:spacing w:line="276" w:lineRule="auto"/>
+              <w:suppressOverlap/>
+              <w:rPr>
+                <w:rFonts w:ascii="TH SarabunPSK" w:hAnsi="TH SarabunPSK" w:cs="TH SarabunPSK"/>
+                <w:snapToGrid w:val="0"/>
+                <w:sz w:val="32"/>
+                <w:szCs w:val="32"/>
+                <w:cs/>
+                <w:lang w:eastAsia="th-TH"/>
+              </w:rPr>
+            </w:pPr>
+          </w:p>
+        </w:tc>
+        <w:tc>
+          <w:tcPr>
+            <w:tcW w:w="4677" w:type="dxa"/>
+          </w:tcPr>
+          <w:p>
+            <w:pPr>
+              <w:ind w:right="-1"/>
+              <w:jc w:val="center"/>
+              <w:rPr>
+                <w:rFonts w:ascii="TH SarabunPSK" w:hAnsi="TH SarabunPSK" w:cs="TH SarabunPSK"/>
+                <w:snapToGrid w:val="0"/>
+                <w:sz w:val="32"/>
+                <w:szCs w:val="32"/>
+                <w:cs/>
+                <w:lang w:eastAsia="th-TH"/>
+              </w:rPr>
+            </w:pPr>
+          </w:p>
+        </w:tc>
+      </w:tr>
+      <w:tr>
+        <w:tc>
+          <w:tcPr>
+            <w:tcW w:w="4395" w:type="dxa"/>
+          </w:tcPr>
+          <w:p>
+            <w:pPr>
+              <w:widowControl w:val="0"/>
+              <w:spacing w:line="276" w:lineRule="auto"/>
+              <w:suppressOverlap/>
+              <w:jc w:val="center"/>
+              <w:rPr>
+                <w:rFonts w:ascii="TH SarabunPSK" w:hAnsi="TH SarabunPSK" w:cs="TH SarabunPSK"/>
+                <w:snapToGrid w:val="0"/>
+                <w:sz w:val="32"/>
+                <w:szCs w:val="32"/>
+                <w:cs/>
+                <w:lang w:eastAsia="th-TH"/>
+              </w:rPr>
+            </w:pPr>
+            <w:r>
+              <w:rPr>
+                <w:rFonts w:ascii="TH SarabunPSK" w:hAnsi="TH SarabunPSK" w:cs="TH SarabunPSK" w:hint="cs"/>
+                <w:snapToGrid w:val="0"/>
+                <w:sz w:val="32"/>
+                <w:szCs w:val="32"/>
+                <w:cs/>
+                <w:lang w:eastAsia="th-TH"/>
+              </w:rPr>
+              <w:t>(นาย</w:t>
+            </w:r>
+            <w:r>
+              <w:rPr>
+                <w:rFonts w:ascii="TH SarabunPSK" w:hAnsi="TH SarabunPSK" w:cs="TH SarabunPSK" w:hint="cs"/>
+                <w:snapToGrid w:val="0"/>
+                <w:sz w:val="32"/>
+                <w:szCs w:val="32"/>
+                <w:cs/>
+                <w:lang w:eastAsia="th-TH"/>
+              </w:rPr>
+              <w:t>ณัฐนันท์  จิรนนท์เสถียร</w:t>
+            </w:r>
+            <w:r>
+              <w:rPr>
+                <w:rFonts w:ascii="TH SarabunPSK" w:hAnsi="TH SarabunPSK" w:cs="TH SarabunPSK" w:hint="cs"/>
+                <w:snapToGrid w:val="0"/>
+                <w:sz w:val="32"/>
+                <w:szCs w:val="32"/>
+                <w:cs/>
+                <w:lang w:eastAsia="th-TH"/>
+              </w:rPr>
+              <w:t>)</w:t>
+            </w:r>
+          </w:p>
+        </w:tc>
+        <w:tc>
+          <w:tcPr>
+            <w:tcW w:w="4677" w:type="dxa"/>
+          </w:tcPr>
+          <w:p>
+            <w:pPr>
+              <w:ind w:right="-1"/>
+              <w:jc w:val="center"/>
+              <w:rPr>
+                <w:rFonts w:ascii="TH SarabunPSK" w:hAnsi="TH SarabunPSK" w:cs="TH SarabunPSK"/>
+                <w:snapToGrid w:val="0"/>
+                <w:sz w:val="32"/>
+                <w:szCs w:val="32"/>
+                <w:cs/>
+                <w:lang w:eastAsia="th-TH"/>
+              </w:rPr>
+            </w:pPr>
+          </w:p>
+        </w:tc>
+      </w:tr>
+      <w:tr>
+        <w:tc>
+          <w:tcPr>
+            <w:tcW w:w="4395" w:type="dxa"/>
+          </w:tcPr>
+          <w:p>
+            <w:pPr>
+              <w:jc w:val="center"/>
+              <w:rPr>
+                <w:cs/>
+              </w:rPr>
+            </w:pPr>
+            <w:r>
+              <w:rPr>
+                <w:rFonts w:ascii="TH SarabunPSK" w:hAnsi="TH SarabunPSK" w:cs="TH SarabunPSK" w:hint="cs"/>
+                <w:snapToGrid w:val="0"/>
+                <w:sz w:val="32"/>
+                <w:szCs w:val="32"/>
+                <w:cs/>
+                <w:lang w:eastAsia="th-TH"/>
+              </w:rPr>
+              <w:t>นายกองค์การบริหารส</w:t>
+            </w:r>
+            <w:r>
+              <w:rPr>
+                <w:rFonts w:ascii="TH SarabunPSK" w:hAnsi="TH SarabunPSK" w:cs="TH SarabunPSK" w:hint="cs"/>
+                <w:snapToGrid w:val="0"/>
+                <w:sz w:val="32"/>
+                <w:szCs w:val="32"/>
+                <w:cs/>
+                <w:lang w:eastAsia="th-TH"/>
+              </w:rPr>
+              <w:t>่ว</w:t>
+            </w:r>
+            <w:r>
+              <w:rPr>
+                <w:rFonts w:ascii="TH SarabunPSK" w:hAnsi="TH SarabunPSK" w:cs="TH SarabunPSK" w:hint="cs"/>
+                <w:snapToGrid w:val="0"/>
+                <w:sz w:val="32"/>
+                <w:szCs w:val="32"/>
+                <w:cs/>
+                <w:lang w:eastAsia="th-TH"/>
+              </w:rPr>
+              <w:t>นตำบลคลองด่าน</w:t>
+            </w:r>
+          </w:p>
+        </w:tc>
+        <w:tc>
+          <w:tcPr>
+            <w:tcW w:w="4677" w:type="dxa"/>
+          </w:tcPr>
+          <w:p>
+            <w:pPr>
+              <w:ind w:right="-1"/>
+              <w:jc w:val="center"/>
+              <w:rPr>
+                <w:rFonts w:ascii="TH SarabunPSK" w:hAnsi="TH SarabunPSK" w:cs="TH SarabunPSK"/>
+                <w:snapToGrid w:val="0"/>
+                <w:sz w:val="32"/>
+                <w:szCs w:val="32"/>
+                <w:cs/>
+                <w:lang w:eastAsia="th-TH"/>
+              </w:rPr>
+            </w:pPr>
+          </w:p>
+        </w:tc>
+      </w:tr>
+    </w:tbl>
+    <w:p/>
     <w:sectPr>
       <w:footerReference w:type="default" r:id="rId9"/>
       <w:pgSz w:w="11906" w:h="16838" w:code="9"/>
@@ -3309,6 +3404,21 @@
       <w:lang w:eastAsia="zh-CN"/>
     </w:rPr>
   </w:style>
+  <w:style w:type="table" w:styleId="TableGrid">
+    <w:name w:val="Table Grid"/>
+    <w:basedOn w:val="TableNormal"/>
+    <w:rsid w:val="003F3710"/>
+    <w:tblPr>
+      <w:tblBorders>
+        <w:top w:val="single" w:sz="4" w:space="0" w:color="auto"/>
+        <w:left w:val="single" w:sz="4" w:space="0" w:color="auto"/>
+        <w:bottom w:val="single" w:sz="4" w:space="0" w:color="auto"/>
+        <w:right w:val="single" w:sz="4" w:space="0" w:color="auto"/>
+        <w:insideH w:val="single" w:sz="4" w:space="0" w:color="auto"/>
+        <w:insideV w:val="single" w:sz="4" w:space="0" w:color="auto"/>
+      </w:tblBorders>
+    </w:tblPr>
+  </w:style>
 </w:styles>
 </file>
 
